--- a/АНАЛИЗ ПРЕДМЕТНОЙ ОБЛАСТИ_PP(ПП).docx
+++ b/АНАЛИЗ ПРЕДМЕТНОЙ ОБЛАСТИ_PP(ПП).docx
@@ -69,18 +69,7 @@
           <w:sz w:val="28"/>
           <w:szCs w:val="28"/>
         </w:rPr>
-        <w:t xml:space="preserve">Объект </w:t>
-      </w:r>
-      <w:proofErr w:type="gramStart"/>
-      <w:r>
-        <w:rPr>
-          <w:rFonts w:ascii="Times New Roman" w:hAnsi="Times New Roman" w:cs="Times New Roman"/>
-          <w:b/>
-          <w:bCs/>
-          <w:sz w:val="28"/>
-          <w:szCs w:val="28"/>
-        </w:rPr>
-        <w:t>автоматизации</w:t>
+        <w:t>Объект автоматизации</w:t>
       </w:r>
       <w:r>
         <w:rPr>
@@ -104,16 +93,7 @@
           <w:sz w:val="28"/>
           <w:szCs w:val="28"/>
         </w:rPr>
-        <w:t>—</w:t>
-      </w:r>
-      <w:proofErr w:type="gramEnd"/>
-      <w:r>
-        <w:rPr>
-          <w:rFonts w:ascii="Times New Roman" w:hAnsi="Times New Roman" w:cs="Times New Roman"/>
-          <w:sz w:val="28"/>
-          <w:szCs w:val="28"/>
-        </w:rPr>
-        <w:t xml:space="preserve"> процесс технического обслуживания и ремонта компьютерной техники в ОМВД России по Ставропольскому району.</w:t>
+        <w:t>— процесс технического обслуживания и ремонта компьютерной техники в ОМВД России по Ставропольскому району.</w:t>
       </w:r>
     </w:p>
     <w:p>
@@ -127,7 +107,6 @@
           <w:szCs w:val="28"/>
         </w:rPr>
       </w:pPr>
-      <w:proofErr w:type="gramStart"/>
       <w:r>
         <w:rPr>
           <w:rFonts w:ascii="Times New Roman" w:hAnsi="Times New Roman" w:cs="Times New Roman"/>
@@ -160,16 +139,7 @@
           <w:sz w:val="28"/>
           <w:szCs w:val="28"/>
         </w:rPr>
-        <w:t>—</w:t>
-      </w:r>
-      <w:proofErr w:type="gramEnd"/>
-      <w:r>
-        <w:rPr>
-          <w:rFonts w:ascii="Times New Roman" w:hAnsi="Times New Roman" w:cs="Times New Roman"/>
-          <w:sz w:val="28"/>
-          <w:szCs w:val="28"/>
-        </w:rPr>
-        <w:t xml:space="preserve"> обеспечение бесперебойного функционирования вычислительной техники, используемой сотрудниками ОМВД для выполнения служебных задач (документооборот, учёт, связь, работа с базами данных и специализированным программным обеспечением).</w:t>
+        <w:t>— обеспечение бесперебойного функционирования вычислительной техники, используемой сотрудниками ОМВД для выполнения служебных задач (документооборот, учёт, связь, работа с базами данных и специализированным программным обеспечением).</w:t>
       </w:r>
     </w:p>
     <w:p>
@@ -693,687 +663,7 @@
           <w:sz w:val="28"/>
           <w:szCs w:val="28"/>
         </w:rPr>
-        <w:t>3. Характеристика парка оборудования</w:t>
-      </w:r>
-    </w:p>
-    <w:p>
-      <w:pPr>
-        <w:spacing w:after="0" w:line="360" w:lineRule="auto"/>
-        <w:ind w:firstLine="709"/>
-        <w:jc w:val="both"/>
-        <w:rPr>
-          <w:rFonts w:ascii="Times New Roman" w:hAnsi="Times New Roman" w:cs="Times New Roman"/>
-          <w:sz w:val="28"/>
-          <w:szCs w:val="28"/>
-        </w:rPr>
-      </w:pPr>
-      <w:r>
-        <w:rPr>
-          <w:rFonts w:ascii="Times New Roman" w:hAnsi="Times New Roman" w:cs="Times New Roman"/>
-          <w:sz w:val="28"/>
-          <w:szCs w:val="28"/>
-        </w:rPr>
-        <w:t>В ходе анализа было выявлено, что в подразделении эксплуатируется следующая техника:</w:t>
-      </w:r>
-    </w:p>
-    <w:tbl>
-      <w:tblPr>
-        <w:tblW w:w="9053" w:type="dxa"/>
-        <w:tblInd w:w="-147" w:type="dxa"/>
-        <w:tblBorders>
-          <w:top w:val="single" w:sz="4" w:space="0" w:color="auto"/>
-          <w:left w:val="single" w:sz="4" w:space="0" w:color="auto"/>
-          <w:bottom w:val="single" w:sz="4" w:space="0" w:color="auto"/>
-          <w:right w:val="single" w:sz="4" w:space="0" w:color="auto"/>
-          <w:insideH w:val="single" w:sz="4" w:space="0" w:color="auto"/>
-          <w:insideV w:val="single" w:sz="4" w:space="0" w:color="auto"/>
-        </w:tblBorders>
-        <w:tblCellMar>
-          <w:top w:w="15" w:type="dxa"/>
-          <w:left w:w="15" w:type="dxa"/>
-          <w:bottom w:w="15" w:type="dxa"/>
-          <w:right w:w="15" w:type="dxa"/>
-        </w:tblCellMar>
-        <w:tblLook w:val="04A0" w:firstRow="1" w:lastRow="0" w:firstColumn="1" w:lastColumn="0" w:noHBand="0" w:noVBand="1"/>
-      </w:tblPr>
-      <w:tblGrid>
-        <w:gridCol w:w="3686"/>
-        <w:gridCol w:w="2693"/>
-        <w:gridCol w:w="2674"/>
-      </w:tblGrid>
-      <w:tr>
-        <w:trPr>
-          <w:tblHeader/>
-        </w:trPr>
-        <w:tc>
-          <w:tcPr>
-            <w:tcW w:w="3686" w:type="dxa"/>
-            <w:tcMar>
-              <w:top w:w="150" w:type="dxa"/>
-              <w:left w:w="0" w:type="dxa"/>
-              <w:bottom w:w="150" w:type="dxa"/>
-              <w:right w:w="240" w:type="dxa"/>
-            </w:tcMar>
-            <w:vAlign w:val="center"/>
-            <w:hideMark/>
-          </w:tcPr>
-          <w:p>
-            <w:pPr>
-              <w:spacing w:after="0" w:line="360" w:lineRule="auto"/>
-              <w:jc w:val="center"/>
-              <w:rPr>
-                <w:rFonts w:ascii="Times New Roman" w:hAnsi="Times New Roman" w:cs="Times New Roman"/>
-                <w:sz w:val="28"/>
-                <w:szCs w:val="28"/>
-              </w:rPr>
-            </w:pPr>
-            <w:r>
-              <w:rPr>
-                <w:rFonts w:ascii="Times New Roman" w:hAnsi="Times New Roman" w:cs="Times New Roman"/>
-                <w:sz w:val="28"/>
-                <w:szCs w:val="28"/>
-              </w:rPr>
-              <w:t>Тип оборудования</w:t>
-            </w:r>
-          </w:p>
-        </w:tc>
-        <w:tc>
-          <w:tcPr>
-            <w:tcW w:w="2693" w:type="dxa"/>
-            <w:tcMar>
-              <w:top w:w="150" w:type="dxa"/>
-              <w:left w:w="240" w:type="dxa"/>
-              <w:bottom w:w="150" w:type="dxa"/>
-              <w:right w:w="240" w:type="dxa"/>
-            </w:tcMar>
-            <w:vAlign w:val="center"/>
-            <w:hideMark/>
-          </w:tcPr>
-          <w:p>
-            <w:pPr>
-              <w:spacing w:after="0" w:line="360" w:lineRule="auto"/>
-              <w:jc w:val="center"/>
-              <w:rPr>
-                <w:rFonts w:ascii="Times New Roman" w:hAnsi="Times New Roman" w:cs="Times New Roman"/>
-                <w:sz w:val="28"/>
-                <w:szCs w:val="28"/>
-              </w:rPr>
-            </w:pPr>
-            <w:r>
-              <w:rPr>
-                <w:rFonts w:ascii="Times New Roman" w:hAnsi="Times New Roman" w:cs="Times New Roman"/>
-                <w:sz w:val="28"/>
-                <w:szCs w:val="28"/>
-              </w:rPr>
-              <w:t>Примерное количество</w:t>
-            </w:r>
-          </w:p>
-        </w:tc>
-        <w:tc>
-          <w:tcPr>
-            <w:tcW w:w="2674" w:type="dxa"/>
-            <w:tcMar>
-              <w:top w:w="150" w:type="dxa"/>
-              <w:left w:w="240" w:type="dxa"/>
-              <w:bottom w:w="150" w:type="dxa"/>
-              <w:right w:w="240" w:type="dxa"/>
-            </w:tcMar>
-            <w:vAlign w:val="center"/>
-            <w:hideMark/>
-          </w:tcPr>
-          <w:p>
-            <w:pPr>
-              <w:spacing w:after="0" w:line="360" w:lineRule="auto"/>
-              <w:jc w:val="center"/>
-              <w:rPr>
-                <w:rFonts w:ascii="Times New Roman" w:hAnsi="Times New Roman" w:cs="Times New Roman"/>
-                <w:sz w:val="28"/>
-                <w:szCs w:val="28"/>
-              </w:rPr>
-            </w:pPr>
-            <w:r>
-              <w:rPr>
-                <w:rFonts w:ascii="Times New Roman" w:hAnsi="Times New Roman" w:cs="Times New Roman"/>
-                <w:sz w:val="28"/>
-                <w:szCs w:val="28"/>
-              </w:rPr>
-              <w:t>Средний срок эксплуатации</w:t>
-            </w:r>
-          </w:p>
-        </w:tc>
-      </w:tr>
-      <w:tr>
-        <w:tc>
-          <w:tcPr>
-            <w:tcW w:w="3686" w:type="dxa"/>
-            <w:tcMar>
-              <w:top w:w="150" w:type="dxa"/>
-              <w:left w:w="0" w:type="dxa"/>
-              <w:bottom w:w="150" w:type="dxa"/>
-              <w:right w:w="240" w:type="dxa"/>
-            </w:tcMar>
-            <w:vAlign w:val="center"/>
-            <w:hideMark/>
-          </w:tcPr>
-          <w:p>
-            <w:pPr>
-              <w:spacing w:after="0" w:line="360" w:lineRule="auto"/>
-              <w:jc w:val="both"/>
-              <w:rPr>
-                <w:rFonts w:ascii="Times New Roman" w:hAnsi="Times New Roman" w:cs="Times New Roman"/>
-                <w:sz w:val="28"/>
-                <w:szCs w:val="28"/>
-              </w:rPr>
-            </w:pPr>
-            <w:r>
-              <w:rPr>
-                <w:rFonts w:ascii="Times New Roman" w:hAnsi="Times New Roman" w:cs="Times New Roman"/>
-                <w:sz w:val="28"/>
-                <w:szCs w:val="28"/>
-              </w:rPr>
-              <w:t>Стационарные ПК</w:t>
-            </w:r>
-          </w:p>
-        </w:tc>
-        <w:tc>
-          <w:tcPr>
-            <w:tcW w:w="2693" w:type="dxa"/>
-            <w:tcMar>
-              <w:top w:w="150" w:type="dxa"/>
-              <w:left w:w="240" w:type="dxa"/>
-              <w:bottom w:w="150" w:type="dxa"/>
-              <w:right w:w="240" w:type="dxa"/>
-            </w:tcMar>
-            <w:vAlign w:val="center"/>
-            <w:hideMark/>
-          </w:tcPr>
-          <w:p>
-            <w:pPr>
-              <w:spacing w:after="0" w:line="360" w:lineRule="auto"/>
-              <w:jc w:val="both"/>
-              <w:rPr>
-                <w:rFonts w:ascii="Times New Roman" w:hAnsi="Times New Roman" w:cs="Times New Roman"/>
-                <w:sz w:val="28"/>
-                <w:szCs w:val="28"/>
-              </w:rPr>
-            </w:pPr>
-            <w:r>
-              <w:rPr>
-                <w:rFonts w:ascii="Times New Roman" w:hAnsi="Times New Roman" w:cs="Times New Roman"/>
-                <w:sz w:val="28"/>
-                <w:szCs w:val="28"/>
-              </w:rPr>
-              <w:t>20-25</w:t>
-            </w:r>
-          </w:p>
-        </w:tc>
-        <w:tc>
-          <w:tcPr>
-            <w:tcW w:w="2674" w:type="dxa"/>
-            <w:tcMar>
-              <w:top w:w="150" w:type="dxa"/>
-              <w:left w:w="240" w:type="dxa"/>
-              <w:bottom w:w="150" w:type="dxa"/>
-              <w:right w:w="0" w:type="dxa"/>
-            </w:tcMar>
-            <w:vAlign w:val="center"/>
-            <w:hideMark/>
-          </w:tcPr>
-          <w:p>
-            <w:pPr>
-              <w:spacing w:after="0" w:line="360" w:lineRule="auto"/>
-              <w:jc w:val="both"/>
-              <w:rPr>
-                <w:rFonts w:ascii="Times New Roman" w:hAnsi="Times New Roman" w:cs="Times New Roman"/>
-                <w:sz w:val="28"/>
-                <w:szCs w:val="28"/>
-              </w:rPr>
-            </w:pPr>
-            <w:r>
-              <w:rPr>
-                <w:rFonts w:ascii="Times New Roman" w:hAnsi="Times New Roman" w:cs="Times New Roman"/>
-                <w:sz w:val="28"/>
-                <w:szCs w:val="28"/>
-              </w:rPr>
-              <w:t>4-7 лет</w:t>
-            </w:r>
-          </w:p>
-        </w:tc>
-      </w:tr>
-      <w:tr>
-        <w:tc>
-          <w:tcPr>
-            <w:tcW w:w="3686" w:type="dxa"/>
-            <w:tcMar>
-              <w:top w:w="150" w:type="dxa"/>
-              <w:left w:w="0" w:type="dxa"/>
-              <w:bottom w:w="150" w:type="dxa"/>
-              <w:right w:w="240" w:type="dxa"/>
-            </w:tcMar>
-            <w:vAlign w:val="center"/>
-            <w:hideMark/>
-          </w:tcPr>
-          <w:p>
-            <w:pPr>
-              <w:spacing w:after="0" w:line="360" w:lineRule="auto"/>
-              <w:jc w:val="both"/>
-              <w:rPr>
-                <w:rFonts w:ascii="Times New Roman" w:hAnsi="Times New Roman" w:cs="Times New Roman"/>
-                <w:sz w:val="28"/>
-                <w:szCs w:val="28"/>
-              </w:rPr>
-            </w:pPr>
-            <w:r>
-              <w:rPr>
-                <w:rFonts w:ascii="Times New Roman" w:hAnsi="Times New Roman" w:cs="Times New Roman"/>
-                <w:sz w:val="28"/>
-                <w:szCs w:val="28"/>
-              </w:rPr>
-              <w:t>Ноутбуки</w:t>
-            </w:r>
-          </w:p>
-        </w:tc>
-        <w:tc>
-          <w:tcPr>
-            <w:tcW w:w="2693" w:type="dxa"/>
-            <w:tcMar>
-              <w:top w:w="150" w:type="dxa"/>
-              <w:left w:w="240" w:type="dxa"/>
-              <w:bottom w:w="150" w:type="dxa"/>
-              <w:right w:w="240" w:type="dxa"/>
-            </w:tcMar>
-            <w:vAlign w:val="center"/>
-            <w:hideMark/>
-          </w:tcPr>
-          <w:p>
-            <w:pPr>
-              <w:spacing w:after="0" w:line="360" w:lineRule="auto"/>
-              <w:jc w:val="both"/>
-              <w:rPr>
-                <w:rFonts w:ascii="Times New Roman" w:hAnsi="Times New Roman" w:cs="Times New Roman"/>
-                <w:sz w:val="28"/>
-                <w:szCs w:val="28"/>
-              </w:rPr>
-            </w:pPr>
-            <w:r>
-              <w:rPr>
-                <w:rFonts w:ascii="Times New Roman" w:hAnsi="Times New Roman" w:cs="Times New Roman"/>
-                <w:sz w:val="28"/>
-                <w:szCs w:val="28"/>
-              </w:rPr>
-              <w:t>5-7</w:t>
-            </w:r>
-          </w:p>
-        </w:tc>
-        <w:tc>
-          <w:tcPr>
-            <w:tcW w:w="2674" w:type="dxa"/>
-            <w:tcMar>
-              <w:top w:w="150" w:type="dxa"/>
-              <w:left w:w="240" w:type="dxa"/>
-              <w:bottom w:w="150" w:type="dxa"/>
-              <w:right w:w="0" w:type="dxa"/>
-            </w:tcMar>
-            <w:vAlign w:val="center"/>
-            <w:hideMark/>
-          </w:tcPr>
-          <w:p>
-            <w:pPr>
-              <w:spacing w:after="0" w:line="360" w:lineRule="auto"/>
-              <w:jc w:val="both"/>
-              <w:rPr>
-                <w:rFonts w:ascii="Times New Roman" w:hAnsi="Times New Roman" w:cs="Times New Roman"/>
-                <w:sz w:val="28"/>
-                <w:szCs w:val="28"/>
-              </w:rPr>
-            </w:pPr>
-            <w:r>
-              <w:rPr>
-                <w:rFonts w:ascii="Times New Roman" w:hAnsi="Times New Roman" w:cs="Times New Roman"/>
-                <w:sz w:val="28"/>
-                <w:szCs w:val="28"/>
-              </w:rPr>
-              <w:t>3-5 лет</w:t>
-            </w:r>
-          </w:p>
-        </w:tc>
-      </w:tr>
-      <w:tr>
-        <w:tc>
-          <w:tcPr>
-            <w:tcW w:w="3686" w:type="dxa"/>
-            <w:tcMar>
-              <w:top w:w="150" w:type="dxa"/>
-              <w:left w:w="0" w:type="dxa"/>
-              <w:bottom w:w="150" w:type="dxa"/>
-              <w:right w:w="240" w:type="dxa"/>
-            </w:tcMar>
-            <w:vAlign w:val="center"/>
-            <w:hideMark/>
-          </w:tcPr>
-          <w:p>
-            <w:pPr>
-              <w:spacing w:after="0" w:line="360" w:lineRule="auto"/>
-              <w:jc w:val="both"/>
-              <w:rPr>
-                <w:rFonts w:ascii="Times New Roman" w:hAnsi="Times New Roman" w:cs="Times New Roman"/>
-                <w:sz w:val="28"/>
-                <w:szCs w:val="28"/>
-              </w:rPr>
-            </w:pPr>
-            <w:r>
-              <w:rPr>
-                <w:rFonts w:ascii="Times New Roman" w:hAnsi="Times New Roman" w:cs="Times New Roman"/>
-                <w:sz w:val="28"/>
-                <w:szCs w:val="28"/>
-              </w:rPr>
-              <w:t>МФУ / принтеры</w:t>
-            </w:r>
-          </w:p>
-        </w:tc>
-        <w:tc>
-          <w:tcPr>
-            <w:tcW w:w="2693" w:type="dxa"/>
-            <w:tcMar>
-              <w:top w:w="150" w:type="dxa"/>
-              <w:left w:w="240" w:type="dxa"/>
-              <w:bottom w:w="150" w:type="dxa"/>
-              <w:right w:w="240" w:type="dxa"/>
-            </w:tcMar>
-            <w:vAlign w:val="center"/>
-            <w:hideMark/>
-          </w:tcPr>
-          <w:p>
-            <w:pPr>
-              <w:spacing w:after="0" w:line="360" w:lineRule="auto"/>
-              <w:jc w:val="both"/>
-              <w:rPr>
-                <w:rFonts w:ascii="Times New Roman" w:hAnsi="Times New Roman" w:cs="Times New Roman"/>
-                <w:sz w:val="28"/>
-                <w:szCs w:val="28"/>
-              </w:rPr>
-            </w:pPr>
-            <w:r>
-              <w:rPr>
-                <w:rFonts w:ascii="Times New Roman" w:hAnsi="Times New Roman" w:cs="Times New Roman"/>
-                <w:sz w:val="28"/>
-                <w:szCs w:val="28"/>
-              </w:rPr>
-              <w:t>7-10</w:t>
-            </w:r>
-          </w:p>
-        </w:tc>
-        <w:tc>
-          <w:tcPr>
-            <w:tcW w:w="2674" w:type="dxa"/>
-            <w:tcMar>
-              <w:top w:w="150" w:type="dxa"/>
-              <w:left w:w="240" w:type="dxa"/>
-              <w:bottom w:w="150" w:type="dxa"/>
-              <w:right w:w="0" w:type="dxa"/>
-            </w:tcMar>
-            <w:vAlign w:val="center"/>
-            <w:hideMark/>
-          </w:tcPr>
-          <w:p>
-            <w:pPr>
-              <w:spacing w:after="0" w:line="360" w:lineRule="auto"/>
-              <w:jc w:val="both"/>
-              <w:rPr>
-                <w:rFonts w:ascii="Times New Roman" w:hAnsi="Times New Roman" w:cs="Times New Roman"/>
-                <w:sz w:val="28"/>
-                <w:szCs w:val="28"/>
-              </w:rPr>
-            </w:pPr>
-            <w:r>
-              <w:rPr>
-                <w:rFonts w:ascii="Times New Roman" w:hAnsi="Times New Roman" w:cs="Times New Roman"/>
-                <w:sz w:val="28"/>
-                <w:szCs w:val="28"/>
-              </w:rPr>
-              <w:t>3-6 лет</w:t>
-            </w:r>
-          </w:p>
-        </w:tc>
-      </w:tr>
-      <w:tr>
-        <w:tc>
-          <w:tcPr>
-            <w:tcW w:w="3686" w:type="dxa"/>
-            <w:tcMar>
-              <w:top w:w="150" w:type="dxa"/>
-              <w:left w:w="0" w:type="dxa"/>
-              <w:bottom w:w="150" w:type="dxa"/>
-              <w:right w:w="240" w:type="dxa"/>
-            </w:tcMar>
-            <w:vAlign w:val="center"/>
-            <w:hideMark/>
-          </w:tcPr>
-          <w:p>
-            <w:pPr>
-              <w:spacing w:after="0" w:line="360" w:lineRule="auto"/>
-              <w:rPr>
-                <w:rFonts w:ascii="Times New Roman" w:hAnsi="Times New Roman" w:cs="Times New Roman"/>
-                <w:sz w:val="28"/>
-                <w:szCs w:val="28"/>
-              </w:rPr>
-            </w:pPr>
-            <w:r>
-              <w:rPr>
-                <w:rFonts w:ascii="Times New Roman" w:hAnsi="Times New Roman" w:cs="Times New Roman"/>
-                <w:sz w:val="28"/>
-                <w:szCs w:val="28"/>
-              </w:rPr>
-              <w:t>Сетевое оборудование</w:t>
-            </w:r>
-          </w:p>
-        </w:tc>
-        <w:tc>
-          <w:tcPr>
-            <w:tcW w:w="2693" w:type="dxa"/>
-            <w:tcMar>
-              <w:top w:w="150" w:type="dxa"/>
-              <w:left w:w="240" w:type="dxa"/>
-              <w:bottom w:w="150" w:type="dxa"/>
-              <w:right w:w="240" w:type="dxa"/>
-            </w:tcMar>
-            <w:vAlign w:val="center"/>
-            <w:hideMark/>
-          </w:tcPr>
-          <w:p>
-            <w:pPr>
-              <w:spacing w:after="0" w:line="360" w:lineRule="auto"/>
-              <w:jc w:val="both"/>
-              <w:rPr>
-                <w:rFonts w:ascii="Times New Roman" w:hAnsi="Times New Roman" w:cs="Times New Roman"/>
-                <w:sz w:val="28"/>
-                <w:szCs w:val="28"/>
-              </w:rPr>
-            </w:pPr>
-            <w:r>
-              <w:rPr>
-                <w:rFonts w:ascii="Times New Roman" w:hAnsi="Times New Roman" w:cs="Times New Roman"/>
-                <w:sz w:val="28"/>
-                <w:szCs w:val="28"/>
-              </w:rPr>
-              <w:t>4-6</w:t>
-            </w:r>
-          </w:p>
-        </w:tc>
-        <w:tc>
-          <w:tcPr>
-            <w:tcW w:w="2674" w:type="dxa"/>
-            <w:tcMar>
-              <w:top w:w="150" w:type="dxa"/>
-              <w:left w:w="240" w:type="dxa"/>
-              <w:bottom w:w="150" w:type="dxa"/>
-              <w:right w:w="0" w:type="dxa"/>
-            </w:tcMar>
-            <w:vAlign w:val="center"/>
-            <w:hideMark/>
-          </w:tcPr>
-          <w:p>
-            <w:pPr>
-              <w:spacing w:after="0" w:line="360" w:lineRule="auto"/>
-              <w:jc w:val="both"/>
-              <w:rPr>
-                <w:rFonts w:ascii="Times New Roman" w:hAnsi="Times New Roman" w:cs="Times New Roman"/>
-                <w:sz w:val="28"/>
-                <w:szCs w:val="28"/>
-              </w:rPr>
-            </w:pPr>
-            <w:r>
-              <w:rPr>
-                <w:rFonts w:ascii="Times New Roman" w:hAnsi="Times New Roman" w:cs="Times New Roman"/>
-                <w:sz w:val="28"/>
-                <w:szCs w:val="28"/>
-              </w:rPr>
-              <w:t>4-8 лет</w:t>
-            </w:r>
-          </w:p>
-        </w:tc>
-      </w:tr>
-      <w:tr>
-        <w:tc>
-          <w:tcPr>
-            <w:tcW w:w="3686" w:type="dxa"/>
-            <w:tcMar>
-              <w:top w:w="150" w:type="dxa"/>
-              <w:left w:w="0" w:type="dxa"/>
-              <w:bottom w:w="150" w:type="dxa"/>
-              <w:right w:w="240" w:type="dxa"/>
-            </w:tcMar>
-            <w:vAlign w:val="center"/>
-            <w:hideMark/>
-          </w:tcPr>
-          <w:p>
-            <w:pPr>
-              <w:spacing w:after="0" w:line="360" w:lineRule="auto"/>
-              <w:jc w:val="both"/>
-              <w:rPr>
-                <w:rFonts w:ascii="Times New Roman" w:hAnsi="Times New Roman" w:cs="Times New Roman"/>
-                <w:sz w:val="28"/>
-                <w:szCs w:val="28"/>
-              </w:rPr>
-            </w:pPr>
-            <w:r>
-              <w:rPr>
-                <w:rFonts w:ascii="Times New Roman" w:hAnsi="Times New Roman" w:cs="Times New Roman"/>
-                <w:sz w:val="28"/>
-                <w:szCs w:val="28"/>
-              </w:rPr>
-              <w:t>Мониторы</w:t>
-            </w:r>
-          </w:p>
-        </w:tc>
-        <w:tc>
-          <w:tcPr>
-            <w:tcW w:w="2693" w:type="dxa"/>
-            <w:tcMar>
-              <w:top w:w="150" w:type="dxa"/>
-              <w:left w:w="240" w:type="dxa"/>
-              <w:bottom w:w="150" w:type="dxa"/>
-              <w:right w:w="240" w:type="dxa"/>
-            </w:tcMar>
-            <w:vAlign w:val="center"/>
-            <w:hideMark/>
-          </w:tcPr>
-          <w:p>
-            <w:pPr>
-              <w:spacing w:after="0" w:line="360" w:lineRule="auto"/>
-              <w:jc w:val="both"/>
-              <w:rPr>
-                <w:rFonts w:ascii="Times New Roman" w:hAnsi="Times New Roman" w:cs="Times New Roman"/>
-                <w:sz w:val="28"/>
-                <w:szCs w:val="28"/>
-              </w:rPr>
-            </w:pPr>
-            <w:r>
-              <w:rPr>
-                <w:rFonts w:ascii="Times New Roman" w:hAnsi="Times New Roman" w:cs="Times New Roman"/>
-                <w:sz w:val="28"/>
-                <w:szCs w:val="28"/>
-              </w:rPr>
-              <w:t>18-22</w:t>
-            </w:r>
-          </w:p>
-        </w:tc>
-        <w:tc>
-          <w:tcPr>
-            <w:tcW w:w="2674" w:type="dxa"/>
-            <w:tcMar>
-              <w:top w:w="150" w:type="dxa"/>
-              <w:left w:w="240" w:type="dxa"/>
-              <w:bottom w:w="150" w:type="dxa"/>
-              <w:right w:w="0" w:type="dxa"/>
-            </w:tcMar>
-            <w:vAlign w:val="center"/>
-            <w:hideMark/>
-          </w:tcPr>
-          <w:p>
-            <w:pPr>
-              <w:spacing w:after="0" w:line="360" w:lineRule="auto"/>
-              <w:jc w:val="both"/>
-              <w:rPr>
-                <w:rFonts w:ascii="Times New Roman" w:hAnsi="Times New Roman" w:cs="Times New Roman"/>
-                <w:sz w:val="28"/>
-                <w:szCs w:val="28"/>
-              </w:rPr>
-            </w:pPr>
-            <w:r>
-              <w:rPr>
-                <w:rFonts w:ascii="Times New Roman" w:hAnsi="Times New Roman" w:cs="Times New Roman"/>
-                <w:sz w:val="28"/>
-                <w:szCs w:val="28"/>
-              </w:rPr>
-              <w:t>4-8 лет</w:t>
-            </w:r>
-          </w:p>
-        </w:tc>
-      </w:tr>
-    </w:tbl>
-    <w:p>
-      <w:pPr>
-        <w:spacing w:after="0" w:line="360" w:lineRule="auto"/>
-        <w:ind w:firstLine="709"/>
-        <w:jc w:val="both"/>
-        <w:rPr>
-          <w:rFonts w:ascii="Times New Roman" w:hAnsi="Times New Roman" w:cs="Times New Roman"/>
-          <w:sz w:val="28"/>
-          <w:szCs w:val="28"/>
-        </w:rPr>
-      </w:pPr>
-      <w:r>
-        <w:rPr>
-          <w:rFonts w:ascii="Times New Roman" w:hAnsi="Times New Roman" w:cs="Times New Roman"/>
-          <w:sz w:val="28"/>
-          <w:szCs w:val="28"/>
-        </w:rPr>
-        <w:t>Основные проблемы парка:</w:t>
-      </w:r>
-    </w:p>
-    <w:p>
-      <w:pPr>
-        <w:numPr>
-          <w:ilvl w:val="0"/>
-          <w:numId w:val="1"/>
-        </w:numPr>
-        <w:spacing w:after="0" w:line="360" w:lineRule="auto"/>
-        <w:ind w:left="0" w:firstLine="709"/>
-        <w:jc w:val="both"/>
-        <w:rPr>
-          <w:rFonts w:ascii="Times New Roman" w:hAnsi="Times New Roman" w:cs="Times New Roman"/>
-          <w:sz w:val="28"/>
-          <w:szCs w:val="28"/>
-        </w:rPr>
-      </w:pPr>
-      <w:r>
-        <w:rPr>
-          <w:rFonts w:ascii="Times New Roman" w:hAnsi="Times New Roman" w:cs="Times New Roman"/>
-          <w:sz w:val="28"/>
-          <w:szCs w:val="28"/>
-        </w:rPr>
-        <w:t>значительная часть техники имеет срок эксплуатации </w:t>
+        <w:t>3</w:t>
       </w:r>
       <w:r>
         <w:rPr>
@@ -1383,87 +673,7 @@
           <w:sz w:val="28"/>
           <w:szCs w:val="28"/>
         </w:rPr>
-        <w:t>свыше 5 лет</w:t>
-      </w:r>
-      <w:r>
-        <w:rPr>
-          <w:rFonts w:ascii="Times New Roman" w:hAnsi="Times New Roman" w:cs="Times New Roman"/>
-          <w:sz w:val="28"/>
-          <w:szCs w:val="28"/>
-        </w:rPr>
-        <w:t>, что превышает нормативный;</w:t>
-      </w:r>
-    </w:p>
-    <w:p>
-      <w:pPr>
-        <w:numPr>
-          <w:ilvl w:val="0"/>
-          <w:numId w:val="1"/>
-        </w:numPr>
-        <w:spacing w:after="0" w:line="360" w:lineRule="auto"/>
-        <w:ind w:left="0" w:firstLine="709"/>
-        <w:jc w:val="both"/>
-        <w:rPr>
-          <w:rFonts w:ascii="Times New Roman" w:hAnsi="Times New Roman" w:cs="Times New Roman"/>
-          <w:sz w:val="28"/>
-          <w:szCs w:val="28"/>
-        </w:rPr>
-      </w:pPr>
-      <w:r>
-        <w:rPr>
-          <w:rFonts w:ascii="Times New Roman" w:hAnsi="Times New Roman" w:cs="Times New Roman"/>
-          <w:sz w:val="28"/>
-          <w:szCs w:val="28"/>
-        </w:rPr>
-        <w:t>используется техника разных производителей и поколений, что усложняет унификацию запчастей;</w:t>
-      </w:r>
-    </w:p>
-    <w:p>
-      <w:pPr>
-        <w:numPr>
-          <w:ilvl w:val="0"/>
-          <w:numId w:val="1"/>
-        </w:numPr>
-        <w:spacing w:after="0" w:line="360" w:lineRule="auto"/>
-        <w:ind w:left="0" w:firstLine="709"/>
-        <w:jc w:val="both"/>
-        <w:rPr>
-          <w:rFonts w:ascii="Times New Roman" w:hAnsi="Times New Roman" w:cs="Times New Roman"/>
-          <w:sz w:val="28"/>
-          <w:szCs w:val="28"/>
-        </w:rPr>
-      </w:pPr>
-      <w:r>
-        <w:rPr>
-          <w:rFonts w:ascii="Times New Roman" w:hAnsi="Times New Roman" w:cs="Times New Roman"/>
-          <w:sz w:val="28"/>
-          <w:szCs w:val="28"/>
-        </w:rPr>
-        <w:t>часть оборудования морально устарела и не поддерживает современное ПО.</w:t>
-      </w:r>
-    </w:p>
-    <w:p>
-      <w:pPr>
-        <w:spacing w:after="0" w:line="360" w:lineRule="auto"/>
-        <w:ind w:firstLine="709"/>
-        <w:jc w:val="both"/>
-        <w:rPr>
-          <w:rFonts w:ascii="Times New Roman" w:hAnsi="Times New Roman" w:cs="Times New Roman"/>
-          <w:b/>
-          <w:bCs/>
-          <w:sz w:val="28"/>
-          <w:szCs w:val="28"/>
-        </w:rPr>
-      </w:pPr>
-      <w:r>
-        <w:rPr>
-          <w:rFonts w:ascii="Times New Roman" w:hAnsi="Times New Roman" w:cs="Times New Roman"/>
-          <w:b/>
-          <w:bCs/>
-          <w:sz w:val="28"/>
-          <w:szCs w:val="28"/>
-        </w:rPr>
-        <w:t>4. Сущности предметной области</w:t>
+        <w:t>. Сущности предметной области</w:t>
       </w:r>
     </w:p>
     <w:p>
@@ -1506,8 +716,8 @@
         <w:tblLook w:val="04A0" w:firstRow="1" w:lastRow="0" w:firstColumn="1" w:lastColumn="0" w:noHBand="0" w:noVBand="1"/>
       </w:tblPr>
       <w:tblGrid>
-        <w:gridCol w:w="3698"/>
-        <w:gridCol w:w="5228"/>
+        <w:gridCol w:w="3161"/>
+        <w:gridCol w:w="5765"/>
       </w:tblGrid>
       <w:tr>
         <w:trPr>
@@ -1531,19 +741,18 @@
               <w:jc w:val="center"/>
               <w:rPr>
                 <w:rFonts w:ascii="Times New Roman" w:hAnsi="Times New Roman" w:cs="Times New Roman"/>
-                <w:sz w:val="28"/>
-                <w:szCs w:val="28"/>
-              </w:rPr>
-            </w:pPr>
-            <w:r>
-              <w:rPr>
-                <w:rFonts w:ascii="Times New Roman" w:hAnsi="Times New Roman" w:cs="Times New Roman"/>
-                <w:b/>
-                <w:bCs/>
-                <w:sz w:val="28"/>
-                <w:szCs w:val="28"/>
-              </w:rPr>
-              <w:lastRenderedPageBreak/>
+                <w:color w:val="000000" w:themeColor="text1"/>
+                <w:sz w:val="28"/>
+                <w:szCs w:val="28"/>
+              </w:rPr>
+            </w:pPr>
+            <w:r>
+              <w:rPr>
+                <w:rFonts w:ascii="Times New Roman" w:hAnsi="Times New Roman" w:cs="Times New Roman"/>
+                <w:color w:val="000000" w:themeColor="text1"/>
+                <w:sz w:val="28"/>
+                <w:szCs w:val="28"/>
+              </w:rPr>
               <w:t>Сущность</w:t>
             </w:r>
           </w:p>
@@ -1566,15 +775,15 @@
               <w:jc w:val="center"/>
               <w:rPr>
                 <w:rFonts w:ascii="Times New Roman" w:hAnsi="Times New Roman" w:cs="Times New Roman"/>
-                <w:sz w:val="28"/>
-                <w:szCs w:val="28"/>
-              </w:rPr>
-            </w:pPr>
-            <w:r>
-              <w:rPr>
-                <w:rFonts w:ascii="Times New Roman" w:hAnsi="Times New Roman" w:cs="Times New Roman"/>
-                <w:b/>
-                <w:bCs/>
+                <w:color w:val="000000" w:themeColor="text1"/>
+                <w:sz w:val="28"/>
+                <w:szCs w:val="28"/>
+              </w:rPr>
+            </w:pPr>
+            <w:r>
+              <w:rPr>
+                <w:rFonts w:ascii="Times New Roman" w:hAnsi="Times New Roman" w:cs="Times New Roman"/>
+                <w:color w:val="000000" w:themeColor="text1"/>
                 <w:sz w:val="28"/>
                 <w:szCs w:val="28"/>
               </w:rPr>
@@ -1602,19 +811,20 @@
               <w:jc w:val="center"/>
               <w:rPr>
                 <w:rFonts w:ascii="Times New Roman" w:hAnsi="Times New Roman" w:cs="Times New Roman"/>
-                <w:sz w:val="28"/>
-                <w:szCs w:val="28"/>
-              </w:rPr>
-            </w:pPr>
-            <w:r>
-              <w:rPr>
-                <w:rFonts w:ascii="Times New Roman" w:hAnsi="Times New Roman" w:cs="Times New Roman"/>
-                <w:b/>
-                <w:bCs/>
-                <w:sz w:val="28"/>
-                <w:szCs w:val="28"/>
-              </w:rPr>
-              <w:t>Компьютер (системный блок)</w:t>
+                <w:color w:val="000000" w:themeColor="text1"/>
+                <w:sz w:val="28"/>
+                <w:szCs w:val="28"/>
+              </w:rPr>
+            </w:pPr>
+            <w:r>
+              <w:rPr>
+                <w:rStyle w:val="ac"/>
+                <w:rFonts w:ascii="Times New Roman" w:hAnsi="Times New Roman" w:cs="Times New Roman"/>
+                <w:color w:val="000000" w:themeColor="text1"/>
+                <w:sz w:val="28"/>
+                <w:szCs w:val="28"/>
+              </w:rPr>
+              <w:t>Сотрудник ОМВД</w:t>
             </w:r>
           </w:p>
         </w:tc>
@@ -1636,17 +846,39 @@
               <w:jc w:val="both"/>
               <w:rPr>
                 <w:rFonts w:ascii="Times New Roman" w:hAnsi="Times New Roman" w:cs="Times New Roman"/>
-                <w:sz w:val="28"/>
-                <w:szCs w:val="28"/>
-              </w:rPr>
-            </w:pPr>
-            <w:r>
-              <w:rPr>
-                <w:rFonts w:ascii="Times New Roman" w:hAnsi="Times New Roman" w:cs="Times New Roman"/>
-                <w:sz w:val="28"/>
-                <w:szCs w:val="28"/>
-              </w:rPr>
-              <w:t>Инвентарный номер, марка, модель, процессор, ОЗУ, HDD/SSD, видеокарта, БП, материнская плата, дата ввода в эксплуатацию, закреплённое подразделение / сотрудник</w:t>
+                <w:color w:val="000000" w:themeColor="text1"/>
+                <w:sz w:val="28"/>
+                <w:szCs w:val="28"/>
+              </w:rPr>
+            </w:pPr>
+            <w:r>
+              <w:rPr>
+                <w:rFonts w:ascii="Times New Roman" w:hAnsi="Times New Roman" w:cs="Times New Roman"/>
+                <w:color w:val="000000" w:themeColor="text1"/>
+                <w:sz w:val="28"/>
+                <w:szCs w:val="28"/>
+              </w:rPr>
+              <w:t xml:space="preserve">ID, Фамилия, Имя, Отчество, Должность, Номер телефона, </w:t>
+            </w:r>
+            <w:proofErr w:type="spellStart"/>
+            <w:r>
+              <w:rPr>
+                <w:rFonts w:ascii="Times New Roman" w:hAnsi="Times New Roman" w:cs="Times New Roman"/>
+                <w:color w:val="000000" w:themeColor="text1"/>
+                <w:sz w:val="28"/>
+                <w:szCs w:val="28"/>
+              </w:rPr>
+              <w:t>Email</w:t>
+            </w:r>
+            <w:proofErr w:type="spellEnd"/>
+            <w:r>
+              <w:rPr>
+                <w:rFonts w:ascii="Times New Roman" w:hAnsi="Times New Roman" w:cs="Times New Roman"/>
+                <w:color w:val="000000" w:themeColor="text1"/>
+                <w:sz w:val="28"/>
+                <w:szCs w:val="28"/>
+              </w:rPr>
+              <w:t>, Роль</w:t>
             </w:r>
           </w:p>
         </w:tc>
@@ -1670,19 +902,20 @@
               <w:jc w:val="center"/>
               <w:rPr>
                 <w:rFonts w:ascii="Times New Roman" w:hAnsi="Times New Roman" w:cs="Times New Roman"/>
-                <w:sz w:val="28"/>
-                <w:szCs w:val="28"/>
-              </w:rPr>
-            </w:pPr>
-            <w:r>
-              <w:rPr>
-                <w:rFonts w:ascii="Times New Roman" w:hAnsi="Times New Roman" w:cs="Times New Roman"/>
-                <w:b/>
-                <w:bCs/>
-                <w:sz w:val="28"/>
-                <w:szCs w:val="28"/>
-              </w:rPr>
-              <w:t>Ноутбук</w:t>
+                <w:color w:val="000000" w:themeColor="text1"/>
+                <w:sz w:val="28"/>
+                <w:szCs w:val="28"/>
+              </w:rPr>
+            </w:pPr>
+            <w:r>
+              <w:rPr>
+                <w:rStyle w:val="ac"/>
+                <w:rFonts w:ascii="Times New Roman" w:hAnsi="Times New Roman" w:cs="Times New Roman"/>
+                <w:color w:val="000000" w:themeColor="text1"/>
+                <w:sz w:val="28"/>
+                <w:szCs w:val="28"/>
+              </w:rPr>
+              <w:t>Роль</w:t>
             </w:r>
           </w:p>
         </w:tc>
@@ -1704,17 +937,19 @@
               <w:jc w:val="both"/>
               <w:rPr>
                 <w:rFonts w:ascii="Times New Roman" w:hAnsi="Times New Roman" w:cs="Times New Roman"/>
-                <w:sz w:val="28"/>
-                <w:szCs w:val="28"/>
-              </w:rPr>
-            </w:pPr>
-            <w:r>
-              <w:rPr>
-                <w:rFonts w:ascii="Times New Roman" w:hAnsi="Times New Roman" w:cs="Times New Roman"/>
-                <w:sz w:val="28"/>
-                <w:szCs w:val="28"/>
-              </w:rPr>
-              <w:t>Инвентарный номер, марка, модель, процессор, ОЗУ, HDD/SSD, диагональ экрана, дата ввода в эксплуатацию, закреплённый сотрудник</w:t>
+                <w:color w:val="000000" w:themeColor="text1"/>
+                <w:sz w:val="28"/>
+                <w:szCs w:val="28"/>
+              </w:rPr>
+            </w:pPr>
+            <w:r>
+              <w:rPr>
+                <w:rFonts w:ascii="Times New Roman" w:hAnsi="Times New Roman" w:cs="Times New Roman"/>
+                <w:color w:val="000000" w:themeColor="text1"/>
+                <w:sz w:val="28"/>
+                <w:szCs w:val="28"/>
+              </w:rPr>
+              <w:t>ID, Название, Описание</w:t>
             </w:r>
           </w:p>
         </w:tc>
@@ -1738,19 +973,20 @@
               <w:jc w:val="center"/>
               <w:rPr>
                 <w:rFonts w:ascii="Times New Roman" w:hAnsi="Times New Roman" w:cs="Times New Roman"/>
-                <w:sz w:val="28"/>
-                <w:szCs w:val="28"/>
-              </w:rPr>
-            </w:pPr>
-            <w:r>
-              <w:rPr>
-                <w:rFonts w:ascii="Times New Roman" w:hAnsi="Times New Roman" w:cs="Times New Roman"/>
-                <w:b/>
-                <w:bCs/>
-                <w:sz w:val="28"/>
-                <w:szCs w:val="28"/>
-              </w:rPr>
-              <w:t>Периферийное оборудование</w:t>
+                <w:color w:val="000000" w:themeColor="text1"/>
+                <w:sz w:val="28"/>
+                <w:szCs w:val="28"/>
+              </w:rPr>
+            </w:pPr>
+            <w:r>
+              <w:rPr>
+                <w:rStyle w:val="ac"/>
+                <w:rFonts w:ascii="Times New Roman" w:hAnsi="Times New Roman" w:cs="Times New Roman"/>
+                <w:color w:val="000000" w:themeColor="text1"/>
+                <w:sz w:val="28"/>
+                <w:szCs w:val="28"/>
+              </w:rPr>
+              <w:t>Оборудование (обобщённое)</w:t>
             </w:r>
           </w:p>
         </w:tc>
@@ -1772,17 +1008,19 @@
               <w:jc w:val="both"/>
               <w:rPr>
                 <w:rFonts w:ascii="Times New Roman" w:hAnsi="Times New Roman" w:cs="Times New Roman"/>
-                <w:sz w:val="28"/>
-                <w:szCs w:val="28"/>
-              </w:rPr>
-            </w:pPr>
-            <w:r>
-              <w:rPr>
-                <w:rFonts w:ascii="Times New Roman" w:hAnsi="Times New Roman" w:cs="Times New Roman"/>
-                <w:sz w:val="28"/>
-                <w:szCs w:val="28"/>
-              </w:rPr>
-              <w:t>Инвентарный номер, тип (принтер, МФУ, сканер), марка, модель, ресурс картриджа, дата ввода в эксплуатацию</w:t>
+                <w:color w:val="000000" w:themeColor="text1"/>
+                <w:sz w:val="28"/>
+                <w:szCs w:val="28"/>
+              </w:rPr>
+            </w:pPr>
+            <w:r>
+              <w:rPr>
+                <w:rFonts w:ascii="Times New Roman" w:hAnsi="Times New Roman" w:cs="Times New Roman"/>
+                <w:color w:val="000000" w:themeColor="text1"/>
+                <w:sz w:val="28"/>
+                <w:szCs w:val="28"/>
+              </w:rPr>
+              <w:t>ID, Инвентарный номер, Тип (ПК/Ноутбук/Принтер/МФУ/Сканер/Сетевое), Марка, Модель, Конфигурация (JSON/текст), Дата ввода, Статус, Закреплённый сотрудник</w:t>
             </w:r>
           </w:p>
         </w:tc>
@@ -1806,19 +1044,20 @@
               <w:jc w:val="center"/>
               <w:rPr>
                 <w:rFonts w:ascii="Times New Roman" w:hAnsi="Times New Roman" w:cs="Times New Roman"/>
-                <w:sz w:val="28"/>
-                <w:szCs w:val="28"/>
-              </w:rPr>
-            </w:pPr>
-            <w:r>
-              <w:rPr>
-                <w:rFonts w:ascii="Times New Roman" w:hAnsi="Times New Roman" w:cs="Times New Roman"/>
-                <w:b/>
-                <w:bCs/>
-                <w:sz w:val="28"/>
-                <w:szCs w:val="28"/>
-              </w:rPr>
-              <w:t>Сетевое оборудование</w:t>
+                <w:color w:val="000000" w:themeColor="text1"/>
+                <w:sz w:val="28"/>
+                <w:szCs w:val="28"/>
+              </w:rPr>
+            </w:pPr>
+            <w:r>
+              <w:rPr>
+                <w:rStyle w:val="ac"/>
+                <w:rFonts w:ascii="Times New Roman" w:hAnsi="Times New Roman" w:cs="Times New Roman"/>
+                <w:color w:val="000000" w:themeColor="text1"/>
+                <w:sz w:val="28"/>
+                <w:szCs w:val="28"/>
+              </w:rPr>
+              <w:t>Заявка на ремонт</w:t>
             </w:r>
           </w:p>
         </w:tc>
@@ -1840,17 +1079,19 @@
               <w:jc w:val="both"/>
               <w:rPr>
                 <w:rFonts w:ascii="Times New Roman" w:hAnsi="Times New Roman" w:cs="Times New Roman"/>
-                <w:sz w:val="28"/>
-                <w:szCs w:val="28"/>
-              </w:rPr>
-            </w:pPr>
-            <w:r>
-              <w:rPr>
-                <w:rFonts w:ascii="Times New Roman" w:hAnsi="Times New Roman" w:cs="Times New Roman"/>
-                <w:sz w:val="28"/>
-                <w:szCs w:val="28"/>
-              </w:rPr>
-              <w:t>Инвентарный номер, тип (коммутатор, маршрутизатор), марка, модель, количество портов</w:t>
+                <w:color w:val="000000" w:themeColor="text1"/>
+                <w:sz w:val="28"/>
+                <w:szCs w:val="28"/>
+              </w:rPr>
+            </w:pPr>
+            <w:r>
+              <w:rPr>
+                <w:rFonts w:ascii="Times New Roman" w:hAnsi="Times New Roman" w:cs="Times New Roman"/>
+                <w:color w:val="000000" w:themeColor="text1"/>
+                <w:sz w:val="28"/>
+                <w:szCs w:val="28"/>
+              </w:rPr>
+              <w:t>ID, Номер заявки, Дата поступления, Тип оборудования, ID оборудования, Описание неисправности, Заявитель, Назначенный инженер, Статус, Приоритет</w:t>
             </w:r>
           </w:p>
         </w:tc>
@@ -1874,19 +1115,20 @@
               <w:jc w:val="center"/>
               <w:rPr>
                 <w:rFonts w:ascii="Times New Roman" w:hAnsi="Times New Roman" w:cs="Times New Roman"/>
-                <w:sz w:val="28"/>
-                <w:szCs w:val="28"/>
-              </w:rPr>
-            </w:pPr>
-            <w:r>
-              <w:rPr>
-                <w:rFonts w:ascii="Times New Roman" w:hAnsi="Times New Roman" w:cs="Times New Roman"/>
-                <w:b/>
-                <w:bCs/>
-                <w:sz w:val="28"/>
-                <w:szCs w:val="28"/>
-              </w:rPr>
-              <w:t>Заявка на ремонт</w:t>
+                <w:color w:val="000000" w:themeColor="text1"/>
+                <w:sz w:val="28"/>
+                <w:szCs w:val="28"/>
+              </w:rPr>
+            </w:pPr>
+            <w:r>
+              <w:rPr>
+                <w:rStyle w:val="ac"/>
+                <w:rFonts w:ascii="Times New Roman" w:hAnsi="Times New Roman" w:cs="Times New Roman"/>
+                <w:color w:val="000000" w:themeColor="text1"/>
+                <w:sz w:val="28"/>
+                <w:szCs w:val="28"/>
+              </w:rPr>
+              <w:t>Ремонтная операция</w:t>
             </w:r>
           </w:p>
         </w:tc>
@@ -1908,17 +1150,19 @@
               <w:jc w:val="both"/>
               <w:rPr>
                 <w:rFonts w:ascii="Times New Roman" w:hAnsi="Times New Roman" w:cs="Times New Roman"/>
-                <w:sz w:val="28"/>
-                <w:szCs w:val="28"/>
-              </w:rPr>
-            </w:pPr>
-            <w:r>
-              <w:rPr>
-                <w:rFonts w:ascii="Times New Roman" w:hAnsi="Times New Roman" w:cs="Times New Roman"/>
-                <w:sz w:val="28"/>
-                <w:szCs w:val="28"/>
-              </w:rPr>
-              <w:t>Номер заявки, дата поступления, оборудование (ID), описание неисправности, заявитель (сотрудник), статус (принята / в работе / выполнена / списано)</w:t>
+                <w:color w:val="000000" w:themeColor="text1"/>
+                <w:sz w:val="28"/>
+                <w:szCs w:val="28"/>
+              </w:rPr>
+            </w:pPr>
+            <w:r>
+              <w:rPr>
+                <w:rFonts w:ascii="Times New Roman" w:hAnsi="Times New Roman" w:cs="Times New Roman"/>
+                <w:color w:val="000000" w:themeColor="text1"/>
+                <w:sz w:val="28"/>
+                <w:szCs w:val="28"/>
+              </w:rPr>
+              <w:t>ID, ID заявки, Дата выполнения, Тип работы, Описание, Заменённые комплектующие, Стоимость, Исполнитель</w:t>
             </w:r>
           </w:p>
         </w:tc>
@@ -1942,19 +1186,20 @@
               <w:jc w:val="center"/>
               <w:rPr>
                 <w:rFonts w:ascii="Times New Roman" w:hAnsi="Times New Roman" w:cs="Times New Roman"/>
-                <w:sz w:val="28"/>
-                <w:szCs w:val="28"/>
-              </w:rPr>
-            </w:pPr>
-            <w:r>
-              <w:rPr>
-                <w:rFonts w:ascii="Times New Roman" w:hAnsi="Times New Roman" w:cs="Times New Roman"/>
-                <w:b/>
-                <w:bCs/>
-                <w:sz w:val="28"/>
-                <w:szCs w:val="28"/>
-              </w:rPr>
-              <w:t>Ремонтная операция</w:t>
+                <w:color w:val="000000" w:themeColor="text1"/>
+                <w:sz w:val="28"/>
+                <w:szCs w:val="28"/>
+              </w:rPr>
+            </w:pPr>
+            <w:r>
+              <w:rPr>
+                <w:rStyle w:val="ac"/>
+                <w:rFonts w:ascii="Times New Roman" w:hAnsi="Times New Roman" w:cs="Times New Roman"/>
+                <w:color w:val="000000" w:themeColor="text1"/>
+                <w:sz w:val="28"/>
+                <w:szCs w:val="28"/>
+              </w:rPr>
+              <w:t>Комплектующее (запчасть)</w:t>
             </w:r>
           </w:p>
         </w:tc>
@@ -1976,26 +1221,19 @@
               <w:jc w:val="both"/>
               <w:rPr>
                 <w:rFonts w:ascii="Times New Roman" w:hAnsi="Times New Roman" w:cs="Times New Roman"/>
-                <w:sz w:val="28"/>
-                <w:szCs w:val="28"/>
-              </w:rPr>
-            </w:pPr>
-            <w:r>
-              <w:rPr>
-                <w:rFonts w:ascii="Times New Roman" w:hAnsi="Times New Roman" w:cs="Times New Roman"/>
-                <w:sz w:val="28"/>
-                <w:szCs w:val="28"/>
-              </w:rPr>
-              <w:t xml:space="preserve">Заявка (ID), дата выполнения, тип работы (диагностика / чистка / замена компонента / переустановка ПО), описание выполненной работы, </w:t>
-            </w:r>
-            <w:r>
-              <w:rPr>
-                <w:rFonts w:ascii="Times New Roman" w:hAnsi="Times New Roman" w:cs="Times New Roman"/>
-                <w:sz w:val="28"/>
-                <w:szCs w:val="28"/>
-              </w:rPr>
-              <w:lastRenderedPageBreak/>
-              <w:t>заменённые комплектующие, стоимость (при наличии), исполнитель</w:t>
+                <w:color w:val="000000" w:themeColor="text1"/>
+                <w:sz w:val="28"/>
+                <w:szCs w:val="28"/>
+              </w:rPr>
+            </w:pPr>
+            <w:r>
+              <w:rPr>
+                <w:rFonts w:ascii="Times New Roman" w:hAnsi="Times New Roman" w:cs="Times New Roman"/>
+                <w:color w:val="000000" w:themeColor="text1"/>
+                <w:sz w:val="28"/>
+                <w:szCs w:val="28"/>
+              </w:rPr>
+              <w:t>ID, Наименование, Тип, Совместимость, Количество на складе, Минимальный остаток, Цена</w:t>
             </w:r>
           </w:p>
         </w:tc>
@@ -2019,20 +1257,21 @@
               <w:jc w:val="center"/>
               <w:rPr>
                 <w:rFonts w:ascii="Times New Roman" w:hAnsi="Times New Roman" w:cs="Times New Roman"/>
-                <w:sz w:val="28"/>
-                <w:szCs w:val="28"/>
-              </w:rPr>
-            </w:pPr>
-            <w:r>
-              <w:rPr>
-                <w:rFonts w:ascii="Times New Roman" w:hAnsi="Times New Roman" w:cs="Times New Roman"/>
-                <w:b/>
-                <w:bCs/>
+                <w:color w:val="000000" w:themeColor="text1"/>
+                <w:sz w:val="28"/>
+                <w:szCs w:val="28"/>
+              </w:rPr>
+            </w:pPr>
+            <w:r>
+              <w:rPr>
+                <w:rStyle w:val="ac"/>
+                <w:rFonts w:ascii="Times New Roman" w:hAnsi="Times New Roman" w:cs="Times New Roman"/>
+                <w:color w:val="000000" w:themeColor="text1"/>
                 <w:sz w:val="28"/>
                 <w:szCs w:val="28"/>
               </w:rPr>
               <w:lastRenderedPageBreak/>
-              <w:t>Комплектующее (запчасть)</w:t>
+              <w:t>Акт списания</w:t>
             </w:r>
           </w:p>
         </w:tc>
@@ -2054,17 +1293,19 @@
               <w:jc w:val="both"/>
               <w:rPr>
                 <w:rFonts w:ascii="Times New Roman" w:hAnsi="Times New Roman" w:cs="Times New Roman"/>
-                <w:sz w:val="28"/>
-                <w:szCs w:val="28"/>
-              </w:rPr>
-            </w:pPr>
-            <w:r>
-              <w:rPr>
-                <w:rFonts w:ascii="Times New Roman" w:hAnsi="Times New Roman" w:cs="Times New Roman"/>
-                <w:sz w:val="28"/>
-                <w:szCs w:val="28"/>
-              </w:rPr>
-              <w:t>Наименование, тип (ОЗУ, HDD, SSD, БП, материнская плата, термопаста и т.д.), совместимость (для каких моделей), количество на складе</w:t>
+                <w:color w:val="000000" w:themeColor="text1"/>
+                <w:sz w:val="28"/>
+                <w:szCs w:val="28"/>
+              </w:rPr>
+            </w:pPr>
+            <w:r>
+              <w:rPr>
+                <w:rFonts w:ascii="Times New Roman" w:hAnsi="Times New Roman" w:cs="Times New Roman"/>
+                <w:color w:val="000000" w:themeColor="text1"/>
+                <w:sz w:val="28"/>
+                <w:szCs w:val="28"/>
+              </w:rPr>
+              <w:t>ID, Номер акта, Тип оборудования, ID оборудования, Дата списания, Причина, Утверждающее лицо, Статус</w:t>
             </w:r>
           </w:p>
         </w:tc>
@@ -2088,19 +1329,19 @@
               <w:jc w:val="center"/>
               <w:rPr>
                 <w:rFonts w:ascii="Times New Roman" w:hAnsi="Times New Roman" w:cs="Times New Roman"/>
-                <w:sz w:val="28"/>
-                <w:szCs w:val="28"/>
-              </w:rPr>
-            </w:pPr>
-            <w:r>
-              <w:rPr>
-                <w:rFonts w:ascii="Times New Roman" w:hAnsi="Times New Roman" w:cs="Times New Roman"/>
-                <w:b/>
-                <w:bCs/>
-                <w:sz w:val="28"/>
-                <w:szCs w:val="28"/>
-              </w:rPr>
-              <w:t>Сотрудник ОМВД (пользователь техники)</w:t>
+                <w:color w:val="000000" w:themeColor="text1"/>
+                <w:sz w:val="28"/>
+                <w:szCs w:val="28"/>
+              </w:rPr>
+            </w:pPr>
+            <w:r>
+              <w:rPr>
+                <w:rFonts w:ascii="Times New Roman" w:hAnsi="Times New Roman" w:cs="Times New Roman"/>
+                <w:color w:val="000000" w:themeColor="text1"/>
+                <w:sz w:val="28"/>
+                <w:szCs w:val="28"/>
+              </w:rPr>
+              <w:t>Сущность</w:t>
             </w:r>
           </w:p>
         </w:tc>
@@ -2122,17 +1363,19 @@
               <w:jc w:val="both"/>
               <w:rPr>
                 <w:rFonts w:ascii="Times New Roman" w:hAnsi="Times New Roman" w:cs="Times New Roman"/>
-                <w:sz w:val="28"/>
-                <w:szCs w:val="28"/>
-              </w:rPr>
-            </w:pPr>
-            <w:r>
-              <w:rPr>
-                <w:rFonts w:ascii="Times New Roman" w:hAnsi="Times New Roman" w:cs="Times New Roman"/>
-                <w:sz w:val="28"/>
-                <w:szCs w:val="28"/>
-              </w:rPr>
-              <w:t>ФИО, должность, подразделение, закреплённое оборудование (список)</w:t>
+                <w:color w:val="000000" w:themeColor="text1"/>
+                <w:sz w:val="28"/>
+                <w:szCs w:val="28"/>
+              </w:rPr>
+            </w:pPr>
+            <w:r>
+              <w:rPr>
+                <w:rFonts w:ascii="Times New Roman" w:hAnsi="Times New Roman" w:cs="Times New Roman"/>
+                <w:color w:val="000000" w:themeColor="text1"/>
+                <w:sz w:val="28"/>
+                <w:szCs w:val="28"/>
+              </w:rPr>
+              <w:t>Атрибуты</w:t>
             </w:r>
           </w:p>
         </w:tc>
@@ -2156,19 +1399,20 @@
               <w:jc w:val="center"/>
               <w:rPr>
                 <w:rFonts w:ascii="Times New Roman" w:hAnsi="Times New Roman" w:cs="Times New Roman"/>
-                <w:sz w:val="28"/>
-                <w:szCs w:val="28"/>
-              </w:rPr>
-            </w:pPr>
-            <w:r>
-              <w:rPr>
-                <w:rFonts w:ascii="Times New Roman" w:hAnsi="Times New Roman" w:cs="Times New Roman"/>
-                <w:b/>
-                <w:bCs/>
-                <w:sz w:val="28"/>
-                <w:szCs w:val="28"/>
-              </w:rPr>
-              <w:t>Акт списания</w:t>
+                <w:color w:val="000000" w:themeColor="text1"/>
+                <w:sz w:val="28"/>
+                <w:szCs w:val="28"/>
+              </w:rPr>
+            </w:pPr>
+            <w:r>
+              <w:rPr>
+                <w:rStyle w:val="ac"/>
+                <w:rFonts w:ascii="Times New Roman" w:hAnsi="Times New Roman" w:cs="Times New Roman"/>
+                <w:color w:val="000000" w:themeColor="text1"/>
+                <w:sz w:val="28"/>
+                <w:szCs w:val="28"/>
+              </w:rPr>
+              <w:t>Сотрудник ОМВД</w:t>
             </w:r>
           </w:p>
         </w:tc>
@@ -2190,35 +1434,39 @@
               <w:jc w:val="both"/>
               <w:rPr>
                 <w:rFonts w:ascii="Times New Roman" w:hAnsi="Times New Roman" w:cs="Times New Roman"/>
-                <w:sz w:val="28"/>
-                <w:szCs w:val="28"/>
-              </w:rPr>
-            </w:pPr>
-            <w:r>
-              <w:rPr>
-                <w:rFonts w:ascii="Times New Roman" w:hAnsi="Times New Roman" w:cs="Times New Roman"/>
-                <w:sz w:val="28"/>
-                <w:szCs w:val="28"/>
-              </w:rPr>
-              <w:t xml:space="preserve">Оборудование (ID), дата списания, причина (износ / </w:t>
+                <w:color w:val="000000" w:themeColor="text1"/>
+                <w:sz w:val="28"/>
+                <w:szCs w:val="28"/>
+              </w:rPr>
+            </w:pPr>
+            <w:r>
+              <w:rPr>
+                <w:rFonts w:ascii="Times New Roman" w:hAnsi="Times New Roman" w:cs="Times New Roman"/>
+                <w:color w:val="000000" w:themeColor="text1"/>
+                <w:sz w:val="28"/>
+                <w:szCs w:val="28"/>
+              </w:rPr>
+              <w:t xml:space="preserve">ID, Фамилия, Имя, Отчество, Должность, Номер телефона, </w:t>
             </w:r>
             <w:proofErr w:type="spellStart"/>
             <w:r>
               <w:rPr>
                 <w:rFonts w:ascii="Times New Roman" w:hAnsi="Times New Roman" w:cs="Times New Roman"/>
-                <w:sz w:val="28"/>
-                <w:szCs w:val="28"/>
-              </w:rPr>
-              <w:t>неремонтопригодность</w:t>
+                <w:color w:val="000000" w:themeColor="text1"/>
+                <w:sz w:val="28"/>
+                <w:szCs w:val="28"/>
+              </w:rPr>
+              <w:t>Email</w:t>
             </w:r>
             <w:proofErr w:type="spellEnd"/>
             <w:r>
               <w:rPr>
                 <w:rFonts w:ascii="Times New Roman" w:hAnsi="Times New Roman" w:cs="Times New Roman"/>
-                <w:sz w:val="28"/>
-                <w:szCs w:val="28"/>
-              </w:rPr>
-              <w:t xml:space="preserve"> / моральное устаревание), утверждающее лицо</w:t>
+                <w:color w:val="000000" w:themeColor="text1"/>
+                <w:sz w:val="28"/>
+                <w:szCs w:val="28"/>
+              </w:rPr>
+              <w:t>, Роль</w:t>
             </w:r>
           </w:p>
         </w:tc>
@@ -2256,13 +1504,26 @@
           <w:sz w:val="28"/>
           <w:szCs w:val="28"/>
         </w:rPr>
-        <w:t>5. Бизнес-правила</w:t>
+        <w:t>4</w:t>
+      </w:r>
+      <w:r>
+        <w:rPr>
+          <w:rFonts w:ascii="Times New Roman" w:hAnsi="Times New Roman" w:cs="Times New Roman"/>
+          <w:b/>
+          <w:bCs/>
+          <w:sz w:val="28"/>
+          <w:szCs w:val="28"/>
+        </w:rPr>
+        <w:t>. Бизнес-правила</w:t>
       </w:r>
     </w:p>
     <w:p>
       <w:pPr>
+        <w:numPr>
+          <w:ilvl w:val="0"/>
+          <w:numId w:val="7"/>
+        </w:numPr>
         <w:spacing w:after="0" w:line="360" w:lineRule="auto"/>
-        <w:ind w:firstLine="709"/>
         <w:jc w:val="both"/>
         <w:rPr>
           <w:rFonts w:ascii="Times New Roman" w:hAnsi="Times New Roman" w:cs="Times New Roman"/>
@@ -2273,20 +1534,29 @@
       <w:r>
         <w:rPr>
           <w:rFonts w:ascii="Times New Roman" w:hAnsi="Times New Roman" w:cs="Times New Roman"/>
-          <w:sz w:val="28"/>
-          <w:szCs w:val="28"/>
-        </w:rPr>
-        <w:t>На основе анализа деятельности инженера-электроника в ОМВД определены следующие бизнес-правила:</w:t>
+          <w:b/>
+          <w:bCs/>
+          <w:sz w:val="28"/>
+          <w:szCs w:val="28"/>
+        </w:rPr>
+        <w:t>Авторизация</w:t>
+      </w:r>
+      <w:r>
+        <w:rPr>
+          <w:rFonts w:ascii="Times New Roman" w:hAnsi="Times New Roman" w:cs="Times New Roman"/>
+          <w:sz w:val="28"/>
+          <w:szCs w:val="28"/>
+        </w:rPr>
+        <w:t> — доступ к системе осуществляется по логину и паролю. Роли определяют доступный функционал.</w:t>
       </w:r>
     </w:p>
     <w:p>
       <w:pPr>
         <w:numPr>
           <w:ilvl w:val="0"/>
-          <w:numId w:val="2"/>
+          <w:numId w:val="7"/>
         </w:numPr>
         <w:spacing w:after="0" w:line="360" w:lineRule="auto"/>
-        <w:ind w:left="0" w:firstLine="709"/>
         <w:jc w:val="both"/>
         <w:rPr>
           <w:rFonts w:ascii="Times New Roman" w:hAnsi="Times New Roman" w:cs="Times New Roman"/>
@@ -2310,17 +1580,16 @@
           <w:sz w:val="28"/>
           <w:szCs w:val="28"/>
         </w:rPr>
-        <w:t> — каждая единица техники принимается по заявке с фиксацией внешнего состояния и описанием неисправности.</w:t>
+        <w:t> — каждая единица техники принимается по заявке с описанием неисправности.</w:t>
       </w:r>
     </w:p>
     <w:p>
       <w:pPr>
         <w:numPr>
           <w:ilvl w:val="0"/>
-          <w:numId w:val="2"/>
+          <w:numId w:val="7"/>
         </w:numPr>
         <w:spacing w:after="0" w:line="360" w:lineRule="auto"/>
-        <w:ind w:left="0" w:firstLine="709"/>
         <w:jc w:val="both"/>
         <w:rPr>
           <w:rFonts w:ascii="Times New Roman" w:hAnsi="Times New Roman" w:cs="Times New Roman"/>
@@ -2356,17 +1625,16 @@
           <w:sz w:val="28"/>
           <w:szCs w:val="28"/>
         </w:rPr>
-        <w:t> — критичные сбои (отказ ПК у сотрудника, работающего с базами данных) обслуживаются в первую очередь.</w:t>
+        <w:t> — критичные сбои обслуживаются в первую очередь.</w:t>
       </w:r>
     </w:p>
     <w:p>
       <w:pPr>
         <w:numPr>
           <w:ilvl w:val="0"/>
-          <w:numId w:val="2"/>
+          <w:numId w:val="7"/>
         </w:numPr>
         <w:spacing w:after="0" w:line="360" w:lineRule="auto"/>
-        <w:ind w:left="0" w:firstLine="709"/>
         <w:jc w:val="both"/>
         <w:rPr>
           <w:rFonts w:ascii="Times New Roman" w:hAnsi="Times New Roman" w:cs="Times New Roman"/>
@@ -2382,25 +1650,24 @@
           <w:sz w:val="28"/>
           <w:szCs w:val="28"/>
         </w:rPr>
-        <w:t>Диагностика</w:t>
-      </w:r>
-      <w:r>
-        <w:rPr>
-          <w:rFonts w:ascii="Times New Roman" w:hAnsi="Times New Roman" w:cs="Times New Roman"/>
-          <w:sz w:val="28"/>
-          <w:szCs w:val="28"/>
-        </w:rPr>
-        <w:t> — перед ремонтом проводится аппаратная и программная диагностика для определения точной причины неисправности.</w:t>
+        <w:t>Диагностика и ремонт</w:t>
+      </w:r>
+      <w:r>
+        <w:rPr>
+          <w:rFonts w:ascii="Times New Roman" w:hAnsi="Times New Roman" w:cs="Times New Roman"/>
+          <w:sz w:val="28"/>
+          <w:szCs w:val="28"/>
+        </w:rPr>
+        <w:t> — инженер проводит диагностику, выполняет ремонт, фиксирует заменённые комплектующие.</w:t>
       </w:r>
     </w:p>
     <w:p>
       <w:pPr>
         <w:numPr>
           <w:ilvl w:val="0"/>
-          <w:numId w:val="2"/>
+          <w:numId w:val="7"/>
         </w:numPr>
         <w:spacing w:after="0" w:line="360" w:lineRule="auto"/>
-        <w:ind w:left="0" w:firstLine="709"/>
         <w:jc w:val="both"/>
         <w:rPr>
           <w:rFonts w:ascii="Times New Roman" w:hAnsi="Times New Roman" w:cs="Times New Roman"/>
@@ -2416,34 +1683,24 @@
           <w:sz w:val="28"/>
           <w:szCs w:val="28"/>
         </w:rPr>
-        <w:t>Решение о ремонте / списании</w:t>
-      </w:r>
-      <w:r>
-        <w:rPr>
-          <w:rFonts w:ascii="Times New Roman" w:hAnsi="Times New Roman" w:cs="Times New Roman"/>
-          <w:sz w:val="28"/>
-          <w:szCs w:val="28"/>
-        </w:rPr>
-        <w:t xml:space="preserve"> — если стоимость ремонта превышает 70% от стоимости нового оборудования или запасные части </w:t>
-      </w:r>
-      <w:r>
-        <w:rPr>
-          <w:rFonts w:ascii="Times New Roman" w:hAnsi="Times New Roman" w:cs="Times New Roman"/>
-          <w:sz w:val="28"/>
-          <w:szCs w:val="28"/>
-        </w:rPr>
-        <w:lastRenderedPageBreak/>
-        <w:t>отсутствуют — оборудование признаётся неремонтопригодным и направляется на списание.</w:t>
+        <w:t>Решение о списании</w:t>
+      </w:r>
+      <w:r>
+        <w:rPr>
+          <w:rFonts w:ascii="Times New Roman" w:hAnsi="Times New Roman" w:cs="Times New Roman"/>
+          <w:sz w:val="28"/>
+          <w:szCs w:val="28"/>
+        </w:rPr>
+        <w:t> — если стоимость ремонта превышает 70% от стоимости нового оборудования или запчасти отсутствуют — оборудование направляется на списание.</w:t>
       </w:r>
     </w:p>
     <w:p>
       <w:pPr>
         <w:numPr>
           <w:ilvl w:val="0"/>
-          <w:numId w:val="2"/>
+          <w:numId w:val="7"/>
         </w:numPr>
         <w:spacing w:after="0" w:line="360" w:lineRule="auto"/>
-        <w:ind w:left="0" w:firstLine="709"/>
         <w:jc w:val="both"/>
         <w:rPr>
           <w:rFonts w:ascii="Times New Roman" w:hAnsi="Times New Roman" w:cs="Times New Roman"/>
@@ -2459,25 +1716,24 @@
           <w:sz w:val="28"/>
           <w:szCs w:val="28"/>
         </w:rPr>
-        <w:t>Замена комплектующих</w:t>
-      </w:r>
-      <w:r>
-        <w:rPr>
-          <w:rFonts w:ascii="Times New Roman" w:hAnsi="Times New Roman" w:cs="Times New Roman"/>
-          <w:sz w:val="28"/>
-          <w:szCs w:val="28"/>
-        </w:rPr>
-        <w:t> — допускается только с использованием совместимых и проверенных компонентов.</w:t>
+        <w:t>Документирование</w:t>
+      </w:r>
+      <w:r>
+        <w:rPr>
+          <w:rFonts w:ascii="Times New Roman" w:hAnsi="Times New Roman" w:cs="Times New Roman"/>
+          <w:sz w:val="28"/>
+          <w:szCs w:val="28"/>
+        </w:rPr>
+        <w:t> — все ремонтные операции фиксируются с указанием даты, исполнителя и описания работ.</w:t>
       </w:r>
     </w:p>
     <w:p>
       <w:pPr>
         <w:numPr>
           <w:ilvl w:val="0"/>
-          <w:numId w:val="2"/>
+          <w:numId w:val="7"/>
         </w:numPr>
         <w:spacing w:after="0" w:line="360" w:lineRule="auto"/>
-        <w:ind w:left="0" w:firstLine="709"/>
         <w:jc w:val="both"/>
         <w:rPr>
           <w:rFonts w:ascii="Times New Roman" w:hAnsi="Times New Roman" w:cs="Times New Roman"/>
@@ -2493,33 +1749,22 @@
           <w:sz w:val="28"/>
           <w:szCs w:val="28"/>
         </w:rPr>
-        <w:t>Профилактика</w:t>
-      </w:r>
-      <w:r>
-        <w:rPr>
-          <w:rFonts w:ascii="Times New Roman" w:hAnsi="Times New Roman" w:cs="Times New Roman"/>
-          <w:sz w:val="28"/>
-          <w:szCs w:val="28"/>
-        </w:rPr>
-        <w:t> — чистка системных блоков и замена термопасты проводится не реже 1 раза в 6 месяцев (либо по графику).</w:t>
+        <w:t>Списание</w:t>
+      </w:r>
+      <w:r>
+        <w:rPr>
+          <w:rFonts w:ascii="Times New Roman" w:hAnsi="Times New Roman" w:cs="Times New Roman"/>
+          <w:sz w:val="28"/>
+          <w:szCs w:val="28"/>
+        </w:rPr>
+        <w:t> — осуществляется по акту с обязательным обоснованием причины и утверждением начальником.</w:t>
       </w:r>
     </w:p>
     <w:p>
       <w:pPr>
-        <w:numPr>
-          <w:ilvl w:val="0"/>
-          <w:numId w:val="2"/>
-        </w:numPr>
         <w:spacing w:after="0" w:line="360" w:lineRule="auto"/>
-        <w:ind w:left="0" w:firstLine="709"/>
+        <w:ind w:left="11" w:firstLine="709"/>
         <w:jc w:val="both"/>
-        <w:rPr>
-          <w:rFonts w:ascii="Times New Roman" w:hAnsi="Times New Roman" w:cs="Times New Roman"/>
-          <w:sz w:val="28"/>
-          <w:szCs w:val="28"/>
-        </w:rPr>
-      </w:pPr>
-      <w:r>
         <w:rPr>
           <w:rFonts w:ascii="Times New Roman" w:hAnsi="Times New Roman" w:cs="Times New Roman"/>
           <w:b/>
@@ -2527,31 +1772,6 @@
           <w:sz w:val="28"/>
           <w:szCs w:val="28"/>
         </w:rPr>
-        <w:t>Восстановление ПО</w:t>
-      </w:r>
-      <w:r>
-        <w:rPr>
-          <w:rFonts w:ascii="Times New Roman" w:hAnsi="Times New Roman" w:cs="Times New Roman"/>
-          <w:sz w:val="28"/>
-          <w:szCs w:val="28"/>
-        </w:rPr>
-        <w:t> — при сбоях ПО выполняется переустановка драйверов, диагностика на вирусы, при необходимости — переустановка ОС.</w:t>
-      </w:r>
-    </w:p>
-    <w:p>
-      <w:pPr>
-        <w:numPr>
-          <w:ilvl w:val="0"/>
-          <w:numId w:val="2"/>
-        </w:numPr>
-        <w:spacing w:after="0" w:line="360" w:lineRule="auto"/>
-        <w:ind w:left="0" w:firstLine="709"/>
-        <w:jc w:val="both"/>
-        <w:rPr>
-          <w:rFonts w:ascii="Times New Roman" w:hAnsi="Times New Roman" w:cs="Times New Roman"/>
-          <w:sz w:val="28"/>
-          <w:szCs w:val="28"/>
-        </w:rPr>
       </w:pPr>
       <w:r>
         <w:rPr>
@@ -2561,32 +1781,8 @@
           <w:sz w:val="28"/>
           <w:szCs w:val="28"/>
         </w:rPr>
-        <w:t>Документирование</w:t>
-      </w:r>
-      <w:r>
-        <w:rPr>
-          <w:rFonts w:ascii="Times New Roman" w:hAnsi="Times New Roman" w:cs="Times New Roman"/>
-          <w:sz w:val="28"/>
-          <w:szCs w:val="28"/>
-        </w:rPr>
-        <w:t> — все ремонтные операции фиксируются с указанием даты, исполнителя, причины неисправности и способа устранения.</w:t>
-      </w:r>
-    </w:p>
-    <w:p>
-      <w:pPr>
-        <w:numPr>
-          <w:ilvl w:val="0"/>
-          <w:numId w:val="2"/>
-        </w:numPr>
-        <w:spacing w:after="0" w:line="360" w:lineRule="auto"/>
-        <w:ind w:left="0" w:firstLine="709"/>
-        <w:jc w:val="both"/>
-        <w:rPr>
-          <w:rFonts w:ascii="Times New Roman" w:hAnsi="Times New Roman" w:cs="Times New Roman"/>
-          <w:sz w:val="28"/>
-          <w:szCs w:val="28"/>
-        </w:rPr>
-      </w:pPr>
+        <w:t>5</w:t>
+      </w:r>
       <w:r>
         <w:rPr>
           <w:rFonts w:ascii="Times New Roman" w:hAnsi="Times New Roman" w:cs="Times New Roman"/>
@@ -2595,39 +1791,7 @@
           <w:sz w:val="28"/>
           <w:szCs w:val="28"/>
         </w:rPr>
-        <w:t>Списание</w:t>
-      </w:r>
-      <w:r>
-        <w:rPr>
-          <w:rFonts w:ascii="Times New Roman" w:hAnsi="Times New Roman" w:cs="Times New Roman"/>
-          <w:sz w:val="28"/>
-          <w:szCs w:val="28"/>
-        </w:rPr>
-        <w:t> — осуществляется по акту с обязательным обоснованием причины списания и утверждением руководством.</w:t>
-      </w:r>
-    </w:p>
-    <w:p>
-      <w:pPr>
-        <w:spacing w:after="0" w:line="360" w:lineRule="auto"/>
-        <w:ind w:firstLine="709"/>
-        <w:jc w:val="both"/>
-        <w:rPr>
-          <w:rFonts w:ascii="Times New Roman" w:hAnsi="Times New Roman" w:cs="Times New Roman"/>
-          <w:b/>
-          <w:bCs/>
-          <w:sz w:val="28"/>
-          <w:szCs w:val="28"/>
-        </w:rPr>
-      </w:pPr>
-      <w:r>
-        <w:rPr>
-          <w:rFonts w:ascii="Times New Roman" w:hAnsi="Times New Roman" w:cs="Times New Roman"/>
-          <w:b/>
-          <w:bCs/>
-          <w:sz w:val="28"/>
-          <w:szCs w:val="28"/>
-        </w:rPr>
-        <w:t>6. Роли пользователей</w:t>
+        <w:t>. Роли пользователей</w:t>
       </w:r>
     </w:p>
     <w:tbl>
@@ -2687,6 +1851,7 @@
                 <w:sz w:val="28"/>
                 <w:szCs w:val="28"/>
               </w:rPr>
+              <w:lastRenderedPageBreak/>
               <w:t>Роль</w:t>
             </w:r>
           </w:p>
@@ -2776,7 +1941,6 @@
           <w:p>
             <w:pPr>
               <w:spacing w:after="0" w:line="360" w:lineRule="auto"/>
-              <w:jc w:val="both"/>
               <w:rPr>
                 <w:rFonts w:ascii="Times New Roman" w:hAnsi="Times New Roman" w:cs="Times New Roman"/>
                 <w:sz w:val="28"/>
@@ -2790,6 +1954,38 @@
                 <w:szCs w:val="28"/>
               </w:rPr>
               <w:t>Проведение диагностики и ремонта компьютерной техники; замена комплектующих; чистка и профилактика; переустановка ПО; ведение журнала ремонтов; подготовка заключений о списании</w:t>
+            </w:r>
+            <w:r>
+              <w:rPr>
+                <w:rFonts w:ascii="Times New Roman" w:hAnsi="Times New Roman" w:cs="Times New Roman"/>
+                <w:sz w:val="28"/>
+                <w:szCs w:val="28"/>
+              </w:rPr>
+              <w:t>;</w:t>
+            </w:r>
+            <w:r>
+              <w:rPr>
+                <w:rFonts w:ascii="Times New Roman" w:hAnsi="Times New Roman" w:cs="Times New Roman"/>
+                <w:sz w:val="28"/>
+                <w:szCs w:val="28"/>
+              </w:rPr>
+              <w:t xml:space="preserve"> </w:t>
+            </w:r>
+            <w:r>
+              <w:rPr>
+                <w:rFonts w:ascii="Times New Roman" w:hAnsi="Times New Roman" w:cs="Times New Roman"/>
+                <w:sz w:val="28"/>
+                <w:szCs w:val="28"/>
+              </w:rPr>
+              <w:t>у</w:t>
+            </w:r>
+            <w:r>
+              <w:rPr>
+                <w:rFonts w:ascii="Times New Roman" w:hAnsi="Times New Roman" w:cs="Times New Roman"/>
+                <w:sz w:val="28"/>
+                <w:szCs w:val="28"/>
+              </w:rPr>
+              <w:t>чёт оборудования и комплектующих на складе; списание техники в бухгалтерии</w:t>
             </w:r>
           </w:p>
         </w:tc>
@@ -2844,7 +2040,6 @@
           <w:p>
             <w:pPr>
               <w:spacing w:after="0" w:line="360" w:lineRule="auto"/>
-              <w:jc w:val="both"/>
               <w:rPr>
                 <w:rFonts w:ascii="Times New Roman" w:hAnsi="Times New Roman" w:cs="Times New Roman"/>
                 <w:sz w:val="28"/>
@@ -2912,7 +2107,6 @@
           <w:p>
             <w:pPr>
               <w:spacing w:after="0" w:line="360" w:lineRule="auto"/>
-              <w:jc w:val="both"/>
               <w:rPr>
                 <w:rFonts w:ascii="Times New Roman" w:hAnsi="Times New Roman" w:cs="Times New Roman"/>
                 <w:sz w:val="28"/>
@@ -2926,75 +2120,6 @@
                 <w:szCs w:val="28"/>
               </w:rPr>
               <w:t>Утверждение актов списания; контроль эффективности использования техники; выделение средств на закупку новых комплектующих и оборудования</w:t>
-            </w:r>
-          </w:p>
-        </w:tc>
-      </w:tr>
-      <w:tr>
-        <w:tc>
-          <w:tcPr>
-            <w:tcW w:w="0" w:type="auto"/>
-            <w:tcMar>
-              <w:top w:w="150" w:type="dxa"/>
-              <w:left w:w="0" w:type="dxa"/>
-              <w:bottom w:w="150" w:type="dxa"/>
-              <w:right w:w="240" w:type="dxa"/>
-            </w:tcMar>
-            <w:vAlign w:val="center"/>
-            <w:hideMark/>
-          </w:tcPr>
-          <w:p>
-            <w:pPr>
-              <w:spacing w:after="0" w:line="360" w:lineRule="auto"/>
-              <w:jc w:val="both"/>
-              <w:rPr>
-                <w:rFonts w:ascii="Times New Roman" w:hAnsi="Times New Roman" w:cs="Times New Roman"/>
-                <w:sz w:val="28"/>
-                <w:szCs w:val="28"/>
-              </w:rPr>
-            </w:pPr>
-            <w:r>
-              <w:rPr>
-                <w:rFonts w:ascii="Times New Roman" w:hAnsi="Times New Roman" w:cs="Times New Roman"/>
-                <w:b/>
-                <w:bCs/>
-                <w:sz w:val="28"/>
-                <w:szCs w:val="28"/>
-              </w:rPr>
-              <w:lastRenderedPageBreak/>
-              <w:t>Завхоз / материально-ответственное лицо</w:t>
-            </w:r>
-          </w:p>
-        </w:tc>
-        <w:tc>
-          <w:tcPr>
-            <w:tcW w:w="5577" w:type="dxa"/>
-            <w:tcMar>
-              <w:top w:w="150" w:type="dxa"/>
-              <w:left w:w="240" w:type="dxa"/>
-              <w:bottom w:w="150" w:type="dxa"/>
-              <w:right w:w="0" w:type="dxa"/>
-            </w:tcMar>
-            <w:vAlign w:val="center"/>
-            <w:hideMark/>
-          </w:tcPr>
-          <w:p>
-            <w:pPr>
-              <w:spacing w:after="0" w:line="360" w:lineRule="auto"/>
-              <w:jc w:val="both"/>
-              <w:rPr>
-                <w:rFonts w:ascii="Times New Roman" w:hAnsi="Times New Roman" w:cs="Times New Roman"/>
-                <w:sz w:val="28"/>
-                <w:szCs w:val="28"/>
-              </w:rPr>
-            </w:pPr>
-            <w:r>
-              <w:rPr>
-                <w:rFonts w:ascii="Times New Roman" w:hAnsi="Times New Roman" w:cs="Times New Roman"/>
-                <w:sz w:val="28"/>
-                <w:szCs w:val="28"/>
-              </w:rPr>
-              <w:t>Учёт оборудования и комплектующих на складе; списание техники в бухгалтерии</w:t>
             </w:r>
           </w:p>
         </w:tc>
@@ -3021,7 +2146,332 @@
           <w:sz w:val="28"/>
           <w:szCs w:val="28"/>
         </w:rPr>
-        <w:t>7. Границы анализа</w:t>
+        <w:t>6</w:t>
+      </w:r>
+      <w:r>
+        <w:rPr>
+          <w:rFonts w:ascii="Times New Roman" w:hAnsi="Times New Roman" w:cs="Times New Roman"/>
+          <w:b/>
+          <w:bCs/>
+          <w:sz w:val="28"/>
+          <w:szCs w:val="28"/>
+        </w:rPr>
+        <w:t>. Границы анализа</w:t>
+      </w:r>
+    </w:p>
+    <w:p>
+      <w:pPr>
+        <w:spacing w:after="0" w:line="360" w:lineRule="auto"/>
+        <w:jc w:val="both"/>
+        <w:rPr>
+          <w:rFonts w:ascii="Times New Roman" w:hAnsi="Times New Roman" w:cs="Times New Roman"/>
+          <w:sz w:val="28"/>
+          <w:szCs w:val="28"/>
+        </w:rPr>
+      </w:pPr>
+      <w:r>
+        <w:rPr>
+          <w:rFonts w:ascii="Times New Roman" w:hAnsi="Times New Roman" w:cs="Times New Roman"/>
+          <w:sz w:val="28"/>
+          <w:szCs w:val="28"/>
+        </w:rPr>
+        <w:t>Включено в систему:</w:t>
+      </w:r>
+    </w:p>
+    <w:p>
+      <w:pPr>
+        <w:numPr>
+          <w:ilvl w:val="0"/>
+          <w:numId w:val="8"/>
+        </w:numPr>
+        <w:spacing w:after="0" w:line="360" w:lineRule="auto"/>
+        <w:jc w:val="both"/>
+        <w:rPr>
+          <w:rFonts w:ascii="Times New Roman" w:hAnsi="Times New Roman" w:cs="Times New Roman"/>
+          <w:sz w:val="28"/>
+          <w:szCs w:val="28"/>
+        </w:rPr>
+      </w:pPr>
+      <w:r>
+        <w:rPr>
+          <w:rFonts w:ascii="Times New Roman" w:hAnsi="Times New Roman" w:cs="Times New Roman"/>
+          <w:sz w:val="28"/>
+          <w:szCs w:val="28"/>
+        </w:rPr>
+        <w:t>Авторизация пользователей</w:t>
+      </w:r>
+    </w:p>
+    <w:p>
+      <w:pPr>
+        <w:numPr>
+          <w:ilvl w:val="0"/>
+          <w:numId w:val="8"/>
+        </w:numPr>
+        <w:spacing w:after="0" w:line="360" w:lineRule="auto"/>
+        <w:jc w:val="both"/>
+        <w:rPr>
+          <w:rFonts w:ascii="Times New Roman" w:hAnsi="Times New Roman" w:cs="Times New Roman"/>
+          <w:sz w:val="28"/>
+          <w:szCs w:val="28"/>
+        </w:rPr>
+      </w:pPr>
+      <w:r>
+        <w:rPr>
+          <w:rFonts w:ascii="Times New Roman" w:hAnsi="Times New Roman" w:cs="Times New Roman"/>
+          <w:sz w:val="28"/>
+          <w:szCs w:val="28"/>
+        </w:rPr>
+        <w:t>Учёт сотрудников ОМВД</w:t>
+      </w:r>
+    </w:p>
+    <w:p>
+      <w:pPr>
+        <w:numPr>
+          <w:ilvl w:val="0"/>
+          <w:numId w:val="8"/>
+        </w:numPr>
+        <w:spacing w:after="0" w:line="360" w:lineRule="auto"/>
+        <w:jc w:val="both"/>
+        <w:rPr>
+          <w:rFonts w:ascii="Times New Roman" w:hAnsi="Times New Roman" w:cs="Times New Roman"/>
+          <w:sz w:val="28"/>
+          <w:szCs w:val="28"/>
+        </w:rPr>
+      </w:pPr>
+      <w:r>
+        <w:rPr>
+          <w:rFonts w:ascii="Times New Roman" w:hAnsi="Times New Roman" w:cs="Times New Roman"/>
+          <w:sz w:val="28"/>
+          <w:szCs w:val="28"/>
+        </w:rPr>
+        <w:t>Учёт компьютерной техники</w:t>
+      </w:r>
+    </w:p>
+    <w:p>
+      <w:pPr>
+        <w:numPr>
+          <w:ilvl w:val="0"/>
+          <w:numId w:val="8"/>
+        </w:numPr>
+        <w:spacing w:after="0" w:line="360" w:lineRule="auto"/>
+        <w:jc w:val="both"/>
+        <w:rPr>
+          <w:rFonts w:ascii="Times New Roman" w:hAnsi="Times New Roman" w:cs="Times New Roman"/>
+          <w:sz w:val="28"/>
+          <w:szCs w:val="28"/>
+        </w:rPr>
+      </w:pPr>
+      <w:r>
+        <w:rPr>
+          <w:rFonts w:ascii="Times New Roman" w:hAnsi="Times New Roman" w:cs="Times New Roman"/>
+          <w:sz w:val="28"/>
+          <w:szCs w:val="28"/>
+        </w:rPr>
+        <w:t>Учёт заявок на ремонт</w:t>
+      </w:r>
+    </w:p>
+    <w:p>
+      <w:pPr>
+        <w:numPr>
+          <w:ilvl w:val="0"/>
+          <w:numId w:val="8"/>
+        </w:numPr>
+        <w:spacing w:after="0" w:line="360" w:lineRule="auto"/>
+        <w:jc w:val="both"/>
+        <w:rPr>
+          <w:rFonts w:ascii="Times New Roman" w:hAnsi="Times New Roman" w:cs="Times New Roman"/>
+          <w:sz w:val="28"/>
+          <w:szCs w:val="28"/>
+        </w:rPr>
+      </w:pPr>
+      <w:r>
+        <w:rPr>
+          <w:rFonts w:ascii="Times New Roman" w:hAnsi="Times New Roman" w:cs="Times New Roman"/>
+          <w:sz w:val="28"/>
+          <w:szCs w:val="28"/>
+        </w:rPr>
+        <w:t>Учёт ремонтных операций</w:t>
+      </w:r>
+    </w:p>
+    <w:p>
+      <w:pPr>
+        <w:numPr>
+          <w:ilvl w:val="0"/>
+          <w:numId w:val="8"/>
+        </w:numPr>
+        <w:spacing w:after="0" w:line="360" w:lineRule="auto"/>
+        <w:jc w:val="both"/>
+        <w:rPr>
+          <w:rFonts w:ascii="Times New Roman" w:hAnsi="Times New Roman" w:cs="Times New Roman"/>
+          <w:sz w:val="28"/>
+          <w:szCs w:val="28"/>
+        </w:rPr>
+      </w:pPr>
+      <w:r>
+        <w:rPr>
+          <w:rFonts w:ascii="Times New Roman" w:hAnsi="Times New Roman" w:cs="Times New Roman"/>
+          <w:sz w:val="28"/>
+          <w:szCs w:val="28"/>
+        </w:rPr>
+        <w:t>Учёт комплектующих (запчастей)</w:t>
+      </w:r>
+    </w:p>
+    <w:p>
+      <w:pPr>
+        <w:numPr>
+          <w:ilvl w:val="0"/>
+          <w:numId w:val="8"/>
+        </w:numPr>
+        <w:spacing w:after="0" w:line="360" w:lineRule="auto"/>
+        <w:jc w:val="both"/>
+        <w:rPr>
+          <w:rFonts w:ascii="Times New Roman" w:hAnsi="Times New Roman" w:cs="Times New Roman"/>
+          <w:sz w:val="28"/>
+          <w:szCs w:val="28"/>
+        </w:rPr>
+      </w:pPr>
+      <w:r>
+        <w:rPr>
+          <w:rFonts w:ascii="Times New Roman" w:hAnsi="Times New Roman" w:cs="Times New Roman"/>
+          <w:sz w:val="28"/>
+          <w:szCs w:val="28"/>
+        </w:rPr>
+        <w:t>Формирование актов списания</w:t>
+      </w:r>
+    </w:p>
+    <w:p>
+      <w:pPr>
+        <w:numPr>
+          <w:ilvl w:val="0"/>
+          <w:numId w:val="8"/>
+        </w:numPr>
+        <w:spacing w:after="0" w:line="360" w:lineRule="auto"/>
+        <w:jc w:val="both"/>
+        <w:rPr>
+          <w:rFonts w:ascii="Times New Roman" w:hAnsi="Times New Roman" w:cs="Times New Roman"/>
+          <w:sz w:val="28"/>
+          <w:szCs w:val="28"/>
+        </w:rPr>
+      </w:pPr>
+      <w:r>
+        <w:rPr>
+          <w:rFonts w:ascii="Times New Roman" w:hAnsi="Times New Roman" w:cs="Times New Roman"/>
+          <w:sz w:val="28"/>
+          <w:szCs w:val="28"/>
+        </w:rPr>
+        <w:t>История обслуживания каждой единицы техники</w:t>
+      </w:r>
+    </w:p>
+    <w:p>
+      <w:pPr>
+        <w:spacing w:after="0" w:line="360" w:lineRule="auto"/>
+        <w:jc w:val="both"/>
+        <w:rPr>
+          <w:rFonts w:ascii="Times New Roman" w:hAnsi="Times New Roman" w:cs="Times New Roman"/>
+          <w:sz w:val="28"/>
+          <w:szCs w:val="28"/>
+        </w:rPr>
+      </w:pPr>
+      <w:r>
+        <w:rPr>
+          <w:rFonts w:ascii="Times New Roman" w:hAnsi="Times New Roman" w:cs="Times New Roman"/>
+          <w:sz w:val="28"/>
+          <w:szCs w:val="28"/>
+        </w:rPr>
+        <w:t>Исключено из системы:</w:t>
+      </w:r>
+    </w:p>
+    <w:p>
+      <w:pPr>
+        <w:numPr>
+          <w:ilvl w:val="0"/>
+          <w:numId w:val="9"/>
+        </w:numPr>
+        <w:spacing w:after="0" w:line="360" w:lineRule="auto"/>
+        <w:jc w:val="both"/>
+        <w:rPr>
+          <w:rFonts w:ascii="Times New Roman" w:hAnsi="Times New Roman" w:cs="Times New Roman"/>
+          <w:sz w:val="28"/>
+          <w:szCs w:val="28"/>
+        </w:rPr>
+      </w:pPr>
+      <w:r>
+        <w:rPr>
+          <w:rFonts w:ascii="Times New Roman" w:hAnsi="Times New Roman" w:cs="Times New Roman"/>
+          <w:sz w:val="28"/>
+          <w:szCs w:val="28"/>
+        </w:rPr>
+        <w:lastRenderedPageBreak/>
+        <w:t>Разработка программного обеспечения</w:t>
+      </w:r>
+    </w:p>
+    <w:p>
+      <w:pPr>
+        <w:numPr>
+          <w:ilvl w:val="0"/>
+          <w:numId w:val="9"/>
+        </w:numPr>
+        <w:spacing w:after="0" w:line="360" w:lineRule="auto"/>
+        <w:jc w:val="both"/>
+        <w:rPr>
+          <w:rFonts w:ascii="Times New Roman" w:hAnsi="Times New Roman" w:cs="Times New Roman"/>
+          <w:sz w:val="28"/>
+          <w:szCs w:val="28"/>
+        </w:rPr>
+      </w:pPr>
+      <w:r>
+        <w:rPr>
+          <w:rFonts w:ascii="Times New Roman" w:hAnsi="Times New Roman" w:cs="Times New Roman"/>
+          <w:sz w:val="28"/>
+          <w:szCs w:val="28"/>
+        </w:rPr>
+        <w:t>Учёт расходных материалов (бумага, канцелярия)</w:t>
+      </w:r>
+    </w:p>
+    <w:p>
+      <w:pPr>
+        <w:numPr>
+          <w:ilvl w:val="0"/>
+          <w:numId w:val="9"/>
+        </w:numPr>
+        <w:spacing w:after="0" w:line="360" w:lineRule="auto"/>
+        <w:jc w:val="both"/>
+        <w:rPr>
+          <w:rFonts w:ascii="Times New Roman" w:hAnsi="Times New Roman" w:cs="Times New Roman"/>
+          <w:sz w:val="28"/>
+          <w:szCs w:val="28"/>
+        </w:rPr>
+      </w:pPr>
+      <w:r>
+        <w:rPr>
+          <w:rFonts w:ascii="Times New Roman" w:hAnsi="Times New Roman" w:cs="Times New Roman"/>
+          <w:sz w:val="28"/>
+          <w:szCs w:val="28"/>
+        </w:rPr>
+        <w:t>Обслуживание телефонных станций</w:t>
+      </w:r>
+    </w:p>
+    <w:p>
+      <w:pPr>
+        <w:numPr>
+          <w:ilvl w:val="0"/>
+          <w:numId w:val="9"/>
+        </w:numPr>
+        <w:spacing w:after="0" w:line="360" w:lineRule="auto"/>
+        <w:jc w:val="both"/>
+        <w:rPr>
+          <w:rFonts w:ascii="Times New Roman" w:hAnsi="Times New Roman" w:cs="Times New Roman"/>
+          <w:sz w:val="28"/>
+          <w:szCs w:val="28"/>
+        </w:rPr>
+      </w:pPr>
+      <w:r>
+        <w:rPr>
+          <w:rFonts w:ascii="Times New Roman" w:hAnsi="Times New Roman" w:cs="Times New Roman"/>
+          <w:sz w:val="28"/>
+          <w:szCs w:val="28"/>
+        </w:rPr>
+        <w:t>Работа с секретной техникой</w:t>
       </w:r>
     </w:p>
     <w:p>
@@ -3031,199 +2481,11 @@
         <w:jc w:val="both"/>
         <w:rPr>
           <w:rFonts w:ascii="Times New Roman" w:hAnsi="Times New Roman" w:cs="Times New Roman"/>
-          <w:sz w:val="28"/>
-          <w:szCs w:val="28"/>
-        </w:rPr>
-      </w:pPr>
-      <w:r>
-        <w:rPr>
-          <w:rFonts w:ascii="Times New Roman" w:hAnsi="Times New Roman" w:cs="Times New Roman"/>
           <w:b/>
           <w:bCs/>
           <w:sz w:val="28"/>
           <w:szCs w:val="28"/>
         </w:rPr>
-        <w:t>Включено в систему:</w:t>
-      </w:r>
-    </w:p>
-    <w:p>
-      <w:pPr>
-        <w:numPr>
-          <w:ilvl w:val="0"/>
-          <w:numId w:val="3"/>
-        </w:numPr>
-        <w:spacing w:after="0" w:line="360" w:lineRule="auto"/>
-        <w:ind w:left="0" w:firstLine="709"/>
-        <w:jc w:val="both"/>
-        <w:rPr>
-          <w:rFonts w:ascii="Times New Roman" w:hAnsi="Times New Roman" w:cs="Times New Roman"/>
-          <w:sz w:val="28"/>
-          <w:szCs w:val="28"/>
-        </w:rPr>
-      </w:pPr>
-      <w:r>
-        <w:rPr>
-          <w:rFonts w:ascii="Times New Roman" w:hAnsi="Times New Roman" w:cs="Times New Roman"/>
-          <w:sz w:val="28"/>
-          <w:szCs w:val="28"/>
-        </w:rPr>
-        <w:t>учёт компьютерной техники (ПК, ноутбуки, периферия, сетевое оборудование);</w:t>
-      </w:r>
-    </w:p>
-    <w:p>
-      <w:pPr>
-        <w:numPr>
-          <w:ilvl w:val="0"/>
-          <w:numId w:val="3"/>
-        </w:numPr>
-        <w:spacing w:after="0" w:line="360" w:lineRule="auto"/>
-        <w:ind w:left="0" w:firstLine="709"/>
-        <w:jc w:val="both"/>
-        <w:rPr>
-          <w:rFonts w:ascii="Times New Roman" w:hAnsi="Times New Roman" w:cs="Times New Roman"/>
-          <w:sz w:val="28"/>
-          <w:szCs w:val="28"/>
-        </w:rPr>
-      </w:pPr>
-      <w:r>
-        <w:rPr>
-          <w:rFonts w:ascii="Times New Roman" w:hAnsi="Times New Roman" w:cs="Times New Roman"/>
-          <w:sz w:val="28"/>
-          <w:szCs w:val="28"/>
-        </w:rPr>
-        <w:t>учёт заявок на ремонт;</w:t>
-      </w:r>
-    </w:p>
-    <w:p>
-      <w:pPr>
-        <w:numPr>
-          <w:ilvl w:val="0"/>
-          <w:numId w:val="3"/>
-        </w:numPr>
-        <w:spacing w:after="0" w:line="360" w:lineRule="auto"/>
-        <w:ind w:left="0" w:firstLine="709"/>
-        <w:jc w:val="both"/>
-        <w:rPr>
-          <w:rFonts w:ascii="Times New Roman" w:hAnsi="Times New Roman" w:cs="Times New Roman"/>
-          <w:sz w:val="28"/>
-          <w:szCs w:val="28"/>
-        </w:rPr>
-      </w:pPr>
-      <w:r>
-        <w:rPr>
-          <w:rFonts w:ascii="Times New Roman" w:hAnsi="Times New Roman" w:cs="Times New Roman"/>
-          <w:sz w:val="28"/>
-          <w:szCs w:val="28"/>
-        </w:rPr>
-        <w:t>учёт ремонтных операций и заменённых комплектующих;</w:t>
-      </w:r>
-    </w:p>
-    <w:p>
-      <w:pPr>
-        <w:numPr>
-          <w:ilvl w:val="0"/>
-          <w:numId w:val="3"/>
-        </w:numPr>
-        <w:spacing w:after="0" w:line="360" w:lineRule="auto"/>
-        <w:ind w:left="0" w:firstLine="709"/>
-        <w:jc w:val="both"/>
-        <w:rPr>
-          <w:rFonts w:ascii="Times New Roman" w:hAnsi="Times New Roman" w:cs="Times New Roman"/>
-          <w:sz w:val="28"/>
-          <w:szCs w:val="28"/>
-        </w:rPr>
-      </w:pPr>
-      <w:r>
-        <w:rPr>
-          <w:rFonts w:ascii="Times New Roman" w:hAnsi="Times New Roman" w:cs="Times New Roman"/>
-          <w:sz w:val="28"/>
-          <w:szCs w:val="28"/>
-        </w:rPr>
-        <w:t>учёт комплектующих (наличие на складе, совместимость);</w:t>
-      </w:r>
-    </w:p>
-    <w:p>
-      <w:pPr>
-        <w:numPr>
-          <w:ilvl w:val="0"/>
-          <w:numId w:val="3"/>
-        </w:numPr>
-        <w:spacing w:after="0" w:line="360" w:lineRule="auto"/>
-        <w:ind w:left="0" w:firstLine="709"/>
-        <w:jc w:val="both"/>
-        <w:rPr>
-          <w:rFonts w:ascii="Times New Roman" w:hAnsi="Times New Roman" w:cs="Times New Roman"/>
-          <w:sz w:val="28"/>
-          <w:szCs w:val="28"/>
-        </w:rPr>
-      </w:pPr>
-      <w:r>
-        <w:rPr>
-          <w:rFonts w:ascii="Times New Roman" w:hAnsi="Times New Roman" w:cs="Times New Roman"/>
-          <w:sz w:val="28"/>
-          <w:szCs w:val="28"/>
-        </w:rPr>
-        <w:t>планирование профилактических работ (чистка, замена термопасты);</w:t>
-      </w:r>
-    </w:p>
-    <w:p>
-      <w:pPr>
-        <w:numPr>
-          <w:ilvl w:val="0"/>
-          <w:numId w:val="3"/>
-        </w:numPr>
-        <w:spacing w:after="0" w:line="360" w:lineRule="auto"/>
-        <w:ind w:left="0" w:firstLine="709"/>
-        <w:jc w:val="both"/>
-        <w:rPr>
-          <w:rFonts w:ascii="Times New Roman" w:hAnsi="Times New Roman" w:cs="Times New Roman"/>
-          <w:sz w:val="28"/>
-          <w:szCs w:val="28"/>
-        </w:rPr>
-      </w:pPr>
-      <w:r>
-        <w:rPr>
-          <w:rFonts w:ascii="Times New Roman" w:hAnsi="Times New Roman" w:cs="Times New Roman"/>
-          <w:sz w:val="28"/>
-          <w:szCs w:val="28"/>
-        </w:rPr>
-        <w:t>формирование актов списания;</w:t>
-      </w:r>
-    </w:p>
-    <w:p>
-      <w:pPr>
-        <w:numPr>
-          <w:ilvl w:val="0"/>
-          <w:numId w:val="3"/>
-        </w:numPr>
-        <w:spacing w:after="0" w:line="360" w:lineRule="auto"/>
-        <w:ind w:left="0" w:firstLine="709"/>
-        <w:jc w:val="both"/>
-        <w:rPr>
-          <w:rFonts w:ascii="Times New Roman" w:hAnsi="Times New Roman" w:cs="Times New Roman"/>
-          <w:sz w:val="28"/>
-          <w:szCs w:val="28"/>
-        </w:rPr>
-      </w:pPr>
-      <w:r>
-        <w:rPr>
-          <w:rFonts w:ascii="Times New Roman" w:hAnsi="Times New Roman" w:cs="Times New Roman"/>
-          <w:sz w:val="28"/>
-          <w:szCs w:val="28"/>
-        </w:rPr>
-        <w:t>история обслуживания каждой единицы техники.</w:t>
-      </w:r>
-    </w:p>
-    <w:p>
-      <w:pPr>
-        <w:spacing w:after="0" w:line="360" w:lineRule="auto"/>
-        <w:ind w:firstLine="709"/>
-        <w:jc w:val="both"/>
-        <w:rPr>
-          <w:rFonts w:ascii="Times New Roman" w:hAnsi="Times New Roman" w:cs="Times New Roman"/>
-          <w:sz w:val="28"/>
-          <w:szCs w:val="28"/>
-        </w:rPr>
       </w:pPr>
       <w:r>
         <w:rPr>
@@ -3233,187 +2495,9 @@
           <w:sz w:val="28"/>
           <w:szCs w:val="28"/>
         </w:rPr>
-        <w:t>Исключено из системы:</w:t>
-      </w:r>
-    </w:p>
-    <w:p>
-      <w:pPr>
-        <w:numPr>
-          <w:ilvl w:val="0"/>
-          <w:numId w:val="4"/>
-        </w:numPr>
-        <w:spacing w:after="0" w:line="360" w:lineRule="auto"/>
-        <w:ind w:left="0" w:firstLine="709"/>
-        <w:jc w:val="both"/>
-        <w:rPr>
-          <w:rFonts w:ascii="Times New Roman" w:hAnsi="Times New Roman" w:cs="Times New Roman"/>
-          <w:sz w:val="28"/>
-          <w:szCs w:val="28"/>
-        </w:rPr>
-      </w:pPr>
-      <w:r>
-        <w:rPr>
-          <w:rFonts w:ascii="Times New Roman" w:hAnsi="Times New Roman" w:cs="Times New Roman"/>
-          <w:sz w:val="28"/>
-          <w:szCs w:val="28"/>
-        </w:rPr>
-        <w:t>разработка программного обеспечения (не входит в обязанности инженера-электроника);</w:t>
-      </w:r>
-    </w:p>
-    <w:p>
-      <w:pPr>
-        <w:numPr>
-          <w:ilvl w:val="0"/>
-          <w:numId w:val="4"/>
-        </w:numPr>
-        <w:spacing w:after="0" w:line="360" w:lineRule="auto"/>
-        <w:ind w:left="0" w:firstLine="709"/>
-        <w:jc w:val="both"/>
-        <w:rPr>
-          <w:rFonts w:ascii="Times New Roman" w:hAnsi="Times New Roman" w:cs="Times New Roman"/>
-          <w:sz w:val="28"/>
-          <w:szCs w:val="28"/>
-        </w:rPr>
-      </w:pPr>
-      <w:r>
-        <w:rPr>
-          <w:rFonts w:ascii="Times New Roman" w:hAnsi="Times New Roman" w:cs="Times New Roman"/>
-          <w:sz w:val="28"/>
-          <w:szCs w:val="28"/>
-        </w:rPr>
-        <w:t>учёт расходных материалов (бумага, канцелярия);</w:t>
-      </w:r>
-    </w:p>
-    <w:p>
-      <w:pPr>
-        <w:numPr>
-          <w:ilvl w:val="0"/>
-          <w:numId w:val="4"/>
-        </w:numPr>
-        <w:spacing w:after="0" w:line="360" w:lineRule="auto"/>
-        <w:ind w:left="0" w:firstLine="709"/>
-        <w:jc w:val="both"/>
-        <w:rPr>
-          <w:rFonts w:ascii="Times New Roman" w:hAnsi="Times New Roman" w:cs="Times New Roman"/>
-          <w:sz w:val="28"/>
-          <w:szCs w:val="28"/>
-        </w:rPr>
-      </w:pPr>
-      <w:r>
-        <w:rPr>
-          <w:rFonts w:ascii="Times New Roman" w:hAnsi="Times New Roman" w:cs="Times New Roman"/>
-          <w:sz w:val="28"/>
-          <w:szCs w:val="28"/>
-        </w:rPr>
-        <w:t>обслуживание телефонных станций и систем видеонаблюдения (отдельная специализация);</w:t>
-      </w:r>
-    </w:p>
-    <w:p>
-      <w:pPr>
-        <w:numPr>
-          <w:ilvl w:val="0"/>
-          <w:numId w:val="4"/>
-        </w:numPr>
-        <w:spacing w:after="0" w:line="360" w:lineRule="auto"/>
-        <w:ind w:left="0" w:firstLine="709"/>
-        <w:jc w:val="both"/>
-        <w:rPr>
-          <w:rFonts w:ascii="Times New Roman" w:hAnsi="Times New Roman" w:cs="Times New Roman"/>
-          <w:sz w:val="28"/>
-          <w:szCs w:val="28"/>
-        </w:rPr>
-      </w:pPr>
-      <w:r>
-        <w:rPr>
-          <w:rFonts w:ascii="Times New Roman" w:hAnsi="Times New Roman" w:cs="Times New Roman"/>
-          <w:sz w:val="28"/>
-          <w:szCs w:val="28"/>
-        </w:rPr>
-        <w:t>работа с секретной / шифрованной техникой (регламентируется отдельными инструкциями).</w:t>
-      </w:r>
-    </w:p>
-    <w:p>
-      <w:pPr>
-        <w:spacing w:after="0" w:line="360" w:lineRule="auto"/>
-        <w:jc w:val="both"/>
-        <w:rPr>
-          <w:rFonts w:ascii="Times New Roman" w:hAnsi="Times New Roman" w:cs="Times New Roman"/>
-          <w:sz w:val="28"/>
-          <w:szCs w:val="28"/>
-        </w:rPr>
-      </w:pPr>
-    </w:p>
-    <w:p>
-      <w:pPr>
-        <w:spacing w:after="0" w:line="360" w:lineRule="auto"/>
-        <w:jc w:val="both"/>
-        <w:rPr>
-          <w:rFonts w:ascii="Times New Roman" w:hAnsi="Times New Roman" w:cs="Times New Roman"/>
-          <w:sz w:val="28"/>
-          <w:szCs w:val="28"/>
-        </w:rPr>
-      </w:pPr>
-    </w:p>
-    <w:p>
-      <w:pPr>
-        <w:spacing w:after="0" w:line="360" w:lineRule="auto"/>
-        <w:jc w:val="both"/>
-        <w:rPr>
-          <w:rFonts w:ascii="Times New Roman" w:hAnsi="Times New Roman" w:cs="Times New Roman"/>
-          <w:sz w:val="28"/>
-          <w:szCs w:val="28"/>
-        </w:rPr>
-      </w:pPr>
-    </w:p>
-    <w:p>
-      <w:pPr>
-        <w:spacing w:after="0" w:line="360" w:lineRule="auto"/>
-        <w:jc w:val="both"/>
-        <w:rPr>
-          <w:rFonts w:ascii="Times New Roman" w:hAnsi="Times New Roman" w:cs="Times New Roman"/>
-          <w:sz w:val="28"/>
-          <w:szCs w:val="28"/>
-        </w:rPr>
-      </w:pPr>
-    </w:p>
-    <w:p>
-      <w:pPr>
-        <w:spacing w:after="0" w:line="360" w:lineRule="auto"/>
-        <w:jc w:val="both"/>
-        <w:rPr>
-          <w:rFonts w:ascii="Times New Roman" w:hAnsi="Times New Roman" w:cs="Times New Roman"/>
-          <w:sz w:val="28"/>
-          <w:szCs w:val="28"/>
-        </w:rPr>
-      </w:pPr>
-    </w:p>
-    <w:p>
-      <w:pPr>
-        <w:spacing w:after="0" w:line="360" w:lineRule="auto"/>
-        <w:jc w:val="both"/>
-        <w:rPr>
-          <w:rFonts w:ascii="Times New Roman" w:hAnsi="Times New Roman" w:cs="Times New Roman"/>
-          <w:sz w:val="28"/>
-          <w:szCs w:val="28"/>
-        </w:rPr>
-      </w:pPr>
-    </w:p>
-    <w:p>
-      <w:pPr>
-        <w:spacing w:after="0" w:line="360" w:lineRule="auto"/>
-        <w:jc w:val="both"/>
-        <w:rPr>
-          <w:rFonts w:ascii="Times New Roman" w:hAnsi="Times New Roman" w:cs="Times New Roman"/>
-          <w:sz w:val="28"/>
-          <w:szCs w:val="28"/>
-        </w:rPr>
-      </w:pPr>
-    </w:p>
-    <w:p>
-      <w:pPr>
-        <w:spacing w:after="0" w:line="360" w:lineRule="auto"/>
-        <w:ind w:firstLine="709"/>
-        <w:jc w:val="both"/>
+        <w:t>7</w:t>
+      </w:r>
+      <w:r>
         <w:rPr>
           <w:rFonts w:ascii="Times New Roman" w:hAnsi="Times New Roman" w:cs="Times New Roman"/>
           <w:b/>
@@ -3421,17 +2505,7 @@
           <w:sz w:val="28"/>
           <w:szCs w:val="28"/>
         </w:rPr>
-      </w:pPr>
-      <w:r>
-        <w:rPr>
-          <w:rFonts w:ascii="Times New Roman" w:hAnsi="Times New Roman" w:cs="Times New Roman"/>
-          <w:b/>
-          <w:bCs/>
-          <w:sz w:val="28"/>
-          <w:szCs w:val="28"/>
-        </w:rPr>
-        <w:lastRenderedPageBreak/>
-        <w:t>8. Основные запросы к системе</w:t>
+        <w:t>. Основные запросы к системе</w:t>
       </w:r>
     </w:p>
     <w:tbl>
@@ -3454,9 +2528,9 @@
         <w:tblLook w:val="04A0" w:firstRow="1" w:lastRow="0" w:firstColumn="1" w:lastColumn="0" w:noHBand="0" w:noVBand="1"/>
       </w:tblPr>
       <w:tblGrid>
-        <w:gridCol w:w="1413"/>
-        <w:gridCol w:w="3827"/>
-        <w:gridCol w:w="4110"/>
+        <w:gridCol w:w="562"/>
+        <w:gridCol w:w="4395"/>
+        <w:gridCol w:w="4393"/>
       </w:tblGrid>
       <w:tr>
         <w:trPr>
@@ -3464,7 +2538,7 @@
         </w:trPr>
         <w:tc>
           <w:tcPr>
-            <w:tcW w:w="1413" w:type="dxa"/>
+            <w:tcW w:w="562" w:type="dxa"/>
             <w:tcMar>
               <w:top w:w="150" w:type="dxa"/>
               <w:left w:w="0" w:type="dxa"/>
@@ -3480,13 +2554,15 @@
               <w:jc w:val="center"/>
               <w:rPr>
                 <w:rFonts w:ascii="Times New Roman" w:hAnsi="Times New Roman" w:cs="Times New Roman"/>
-                <w:sz w:val="28"/>
-                <w:szCs w:val="28"/>
-              </w:rPr>
-            </w:pPr>
-            <w:r>
-              <w:rPr>
-                <w:rFonts w:ascii="Times New Roman" w:hAnsi="Times New Roman" w:cs="Times New Roman"/>
+                <w:color w:val="000000" w:themeColor="text1"/>
+                <w:sz w:val="28"/>
+                <w:szCs w:val="28"/>
+              </w:rPr>
+            </w:pPr>
+            <w:r>
+              <w:rPr>
+                <w:rFonts w:ascii="Times New Roman" w:hAnsi="Times New Roman" w:cs="Times New Roman"/>
+                <w:color w:val="000000" w:themeColor="text1"/>
                 <w:sz w:val="28"/>
                 <w:szCs w:val="28"/>
               </w:rPr>
@@ -3496,7 +2572,7 @@
         </w:tc>
         <w:tc>
           <w:tcPr>
-            <w:tcW w:w="3827" w:type="dxa"/>
+            <w:tcW w:w="4395" w:type="dxa"/>
             <w:tcMar>
               <w:top w:w="150" w:type="dxa"/>
               <w:left w:w="240" w:type="dxa"/>
@@ -3512,13 +2588,15 @@
               <w:jc w:val="center"/>
               <w:rPr>
                 <w:rFonts w:ascii="Times New Roman" w:hAnsi="Times New Roman" w:cs="Times New Roman"/>
-                <w:sz w:val="28"/>
-                <w:szCs w:val="28"/>
-              </w:rPr>
-            </w:pPr>
-            <w:r>
-              <w:rPr>
-                <w:rFonts w:ascii="Times New Roman" w:hAnsi="Times New Roman" w:cs="Times New Roman"/>
+                <w:color w:val="000000" w:themeColor="text1"/>
+                <w:sz w:val="28"/>
+                <w:szCs w:val="28"/>
+              </w:rPr>
+            </w:pPr>
+            <w:r>
+              <w:rPr>
+                <w:rFonts w:ascii="Times New Roman" w:hAnsi="Times New Roman" w:cs="Times New Roman"/>
+                <w:color w:val="000000" w:themeColor="text1"/>
                 <w:sz w:val="28"/>
                 <w:szCs w:val="28"/>
               </w:rPr>
@@ -3528,7 +2606,7 @@
         </w:tc>
         <w:tc>
           <w:tcPr>
-            <w:tcW w:w="4110" w:type="dxa"/>
+            <w:tcW w:w="4393" w:type="dxa"/>
             <w:tcMar>
               <w:top w:w="150" w:type="dxa"/>
               <w:left w:w="240" w:type="dxa"/>
@@ -3544,13 +2622,15 @@
               <w:jc w:val="center"/>
               <w:rPr>
                 <w:rFonts w:ascii="Times New Roman" w:hAnsi="Times New Roman" w:cs="Times New Roman"/>
-                <w:sz w:val="28"/>
-                <w:szCs w:val="28"/>
-              </w:rPr>
-            </w:pPr>
-            <w:r>
-              <w:rPr>
-                <w:rFonts w:ascii="Times New Roman" w:hAnsi="Times New Roman" w:cs="Times New Roman"/>
+                <w:color w:val="000000" w:themeColor="text1"/>
+                <w:sz w:val="28"/>
+                <w:szCs w:val="28"/>
+              </w:rPr>
+            </w:pPr>
+            <w:r>
+              <w:rPr>
+                <w:rFonts w:ascii="Times New Roman" w:hAnsi="Times New Roman" w:cs="Times New Roman"/>
+                <w:color w:val="000000" w:themeColor="text1"/>
                 <w:sz w:val="28"/>
                 <w:szCs w:val="28"/>
               </w:rPr>
@@ -3562,7 +2642,7 @@
       <w:tr>
         <w:tc>
           <w:tcPr>
-            <w:tcW w:w="1413" w:type="dxa"/>
+            <w:tcW w:w="562" w:type="dxa"/>
             <w:tcMar>
               <w:top w:w="150" w:type="dxa"/>
               <w:left w:w="0" w:type="dxa"/>
@@ -3578,13 +2658,15 @@
               <w:jc w:val="center"/>
               <w:rPr>
                 <w:rFonts w:ascii="Times New Roman" w:hAnsi="Times New Roman" w:cs="Times New Roman"/>
-                <w:sz w:val="28"/>
-                <w:szCs w:val="28"/>
-              </w:rPr>
-            </w:pPr>
-            <w:r>
-              <w:rPr>
-                <w:rFonts w:ascii="Times New Roman" w:hAnsi="Times New Roman" w:cs="Times New Roman"/>
+                <w:color w:val="000000" w:themeColor="text1"/>
+                <w:sz w:val="28"/>
+                <w:szCs w:val="28"/>
+              </w:rPr>
+            </w:pPr>
+            <w:r>
+              <w:rPr>
+                <w:rFonts w:ascii="Times New Roman" w:hAnsi="Times New Roman" w:cs="Times New Roman"/>
+                <w:color w:val="000000" w:themeColor="text1"/>
                 <w:sz w:val="28"/>
                 <w:szCs w:val="28"/>
               </w:rPr>
@@ -3594,7 +2676,7 @@
         </w:tc>
         <w:tc>
           <w:tcPr>
-            <w:tcW w:w="3827" w:type="dxa"/>
+            <w:tcW w:w="4395" w:type="dxa"/>
             <w:tcMar>
               <w:top w:w="150" w:type="dxa"/>
               <w:left w:w="240" w:type="dxa"/>
@@ -3610,23 +2692,25 @@
               <w:jc w:val="both"/>
               <w:rPr>
                 <w:rFonts w:ascii="Times New Roman" w:hAnsi="Times New Roman" w:cs="Times New Roman"/>
-                <w:sz w:val="28"/>
-                <w:szCs w:val="28"/>
-              </w:rPr>
-            </w:pPr>
-            <w:r>
-              <w:rPr>
-                <w:rFonts w:ascii="Times New Roman" w:hAnsi="Times New Roman" w:cs="Times New Roman"/>
-                <w:sz w:val="28"/>
-                <w:szCs w:val="28"/>
-              </w:rPr>
-              <w:t>Данные о компьютере по инвентарному номеру</w:t>
-            </w:r>
-          </w:p>
-        </w:tc>
-        <w:tc>
-          <w:tcPr>
-            <w:tcW w:w="4110" w:type="dxa"/>
+                <w:color w:val="000000" w:themeColor="text1"/>
+                <w:sz w:val="28"/>
+                <w:szCs w:val="28"/>
+              </w:rPr>
+            </w:pPr>
+            <w:r>
+              <w:rPr>
+                <w:rFonts w:ascii="Times New Roman" w:hAnsi="Times New Roman" w:cs="Times New Roman"/>
+                <w:color w:val="000000" w:themeColor="text1"/>
+                <w:sz w:val="28"/>
+                <w:szCs w:val="28"/>
+              </w:rPr>
+              <w:t>Данные о сотруднике</w:t>
+            </w:r>
+          </w:p>
+        </w:tc>
+        <w:tc>
+          <w:tcPr>
+            <w:tcW w:w="4393" w:type="dxa"/>
             <w:tcMar>
               <w:top w:w="150" w:type="dxa"/>
               <w:left w:w="240" w:type="dxa"/>
@@ -3642,17 +2726,19 @@
               <w:jc w:val="both"/>
               <w:rPr>
                 <w:rFonts w:ascii="Times New Roman" w:hAnsi="Times New Roman" w:cs="Times New Roman"/>
-                <w:sz w:val="28"/>
-                <w:szCs w:val="28"/>
-              </w:rPr>
-            </w:pPr>
-            <w:r>
-              <w:rPr>
-                <w:rFonts w:ascii="Times New Roman" w:hAnsi="Times New Roman" w:cs="Times New Roman"/>
-                <w:sz w:val="28"/>
-                <w:szCs w:val="28"/>
-              </w:rPr>
-              <w:t>Полная информация о конфигурации, истории ремонтов, закреплённом сотруднике</w:t>
+                <w:color w:val="000000" w:themeColor="text1"/>
+                <w:sz w:val="28"/>
+                <w:szCs w:val="28"/>
+              </w:rPr>
+            </w:pPr>
+            <w:r>
+              <w:rPr>
+                <w:rFonts w:ascii="Times New Roman" w:hAnsi="Times New Roman" w:cs="Times New Roman"/>
+                <w:color w:val="000000" w:themeColor="text1"/>
+                <w:sz w:val="28"/>
+                <w:szCs w:val="28"/>
+              </w:rPr>
+              <w:t>ФИО, должность, роль, контакты</w:t>
             </w:r>
           </w:p>
         </w:tc>
@@ -3660,7 +2746,7 @@
       <w:tr>
         <w:tc>
           <w:tcPr>
-            <w:tcW w:w="1413" w:type="dxa"/>
+            <w:tcW w:w="562" w:type="dxa"/>
             <w:tcMar>
               <w:top w:w="150" w:type="dxa"/>
               <w:left w:w="0" w:type="dxa"/>
@@ -3676,13 +2762,15 @@
               <w:jc w:val="center"/>
               <w:rPr>
                 <w:rFonts w:ascii="Times New Roman" w:hAnsi="Times New Roman" w:cs="Times New Roman"/>
-                <w:sz w:val="28"/>
-                <w:szCs w:val="28"/>
-              </w:rPr>
-            </w:pPr>
-            <w:r>
-              <w:rPr>
-                <w:rFonts w:ascii="Times New Roman" w:hAnsi="Times New Roman" w:cs="Times New Roman"/>
+                <w:color w:val="000000" w:themeColor="text1"/>
+                <w:sz w:val="28"/>
+                <w:szCs w:val="28"/>
+              </w:rPr>
+            </w:pPr>
+            <w:r>
+              <w:rPr>
+                <w:rFonts w:ascii="Times New Roman" w:hAnsi="Times New Roman" w:cs="Times New Roman"/>
+                <w:color w:val="000000" w:themeColor="text1"/>
                 <w:sz w:val="28"/>
                 <w:szCs w:val="28"/>
               </w:rPr>
@@ -3692,7 +2780,7 @@
         </w:tc>
         <w:tc>
           <w:tcPr>
-            <w:tcW w:w="3827" w:type="dxa"/>
+            <w:tcW w:w="4395" w:type="dxa"/>
             <w:tcMar>
               <w:top w:w="150" w:type="dxa"/>
               <w:left w:w="240" w:type="dxa"/>
@@ -3708,23 +2796,25 @@
               <w:jc w:val="both"/>
               <w:rPr>
                 <w:rFonts w:ascii="Times New Roman" w:hAnsi="Times New Roman" w:cs="Times New Roman"/>
-                <w:sz w:val="28"/>
-                <w:szCs w:val="28"/>
-              </w:rPr>
-            </w:pPr>
-            <w:r>
-              <w:rPr>
-                <w:rFonts w:ascii="Times New Roman" w:hAnsi="Times New Roman" w:cs="Times New Roman"/>
-                <w:sz w:val="28"/>
-                <w:szCs w:val="28"/>
-              </w:rPr>
-              <w:t>История ремонтов по единице техники</w:t>
-            </w:r>
-          </w:p>
-        </w:tc>
-        <w:tc>
-          <w:tcPr>
-            <w:tcW w:w="4110" w:type="dxa"/>
+                <w:color w:val="000000" w:themeColor="text1"/>
+                <w:sz w:val="28"/>
+                <w:szCs w:val="28"/>
+              </w:rPr>
+            </w:pPr>
+            <w:r>
+              <w:rPr>
+                <w:rFonts w:ascii="Times New Roman" w:hAnsi="Times New Roman" w:cs="Times New Roman"/>
+                <w:color w:val="000000" w:themeColor="text1"/>
+                <w:sz w:val="28"/>
+                <w:szCs w:val="28"/>
+              </w:rPr>
+              <w:t>Список оборудования по статусу</w:t>
+            </w:r>
+          </w:p>
+        </w:tc>
+        <w:tc>
+          <w:tcPr>
+            <w:tcW w:w="4393" w:type="dxa"/>
             <w:tcMar>
               <w:top w:w="150" w:type="dxa"/>
               <w:left w:w="240" w:type="dxa"/>
@@ -3740,17 +2830,19 @@
               <w:jc w:val="both"/>
               <w:rPr>
                 <w:rFonts w:ascii="Times New Roman" w:hAnsi="Times New Roman" w:cs="Times New Roman"/>
-                <w:sz w:val="28"/>
-                <w:szCs w:val="28"/>
-              </w:rPr>
-            </w:pPr>
-            <w:r>
-              <w:rPr>
-                <w:rFonts w:ascii="Times New Roman" w:hAnsi="Times New Roman" w:cs="Times New Roman"/>
-                <w:sz w:val="28"/>
-                <w:szCs w:val="28"/>
-              </w:rPr>
-              <w:t>Все ремонтные операции по конкретному ПК или ноутбуку</w:t>
+                <w:color w:val="000000" w:themeColor="text1"/>
+                <w:sz w:val="28"/>
+                <w:szCs w:val="28"/>
+              </w:rPr>
+            </w:pPr>
+            <w:r>
+              <w:rPr>
+                <w:rFonts w:ascii="Times New Roman" w:hAnsi="Times New Roman" w:cs="Times New Roman"/>
+                <w:color w:val="000000" w:themeColor="text1"/>
+                <w:sz w:val="28"/>
+                <w:szCs w:val="28"/>
+              </w:rPr>
+              <w:t>В эксплуатации / В ремонте / Списан</w:t>
             </w:r>
           </w:p>
         </w:tc>
@@ -3758,7 +2850,7 @@
       <w:tr>
         <w:tc>
           <w:tcPr>
-            <w:tcW w:w="1413" w:type="dxa"/>
+            <w:tcW w:w="562" w:type="dxa"/>
             <w:tcMar>
               <w:top w:w="150" w:type="dxa"/>
               <w:left w:w="0" w:type="dxa"/>
@@ -3774,13 +2866,15 @@
               <w:jc w:val="center"/>
               <w:rPr>
                 <w:rFonts w:ascii="Times New Roman" w:hAnsi="Times New Roman" w:cs="Times New Roman"/>
-                <w:sz w:val="28"/>
-                <w:szCs w:val="28"/>
-              </w:rPr>
-            </w:pPr>
-            <w:r>
-              <w:rPr>
-                <w:rFonts w:ascii="Times New Roman" w:hAnsi="Times New Roman" w:cs="Times New Roman"/>
+                <w:color w:val="000000" w:themeColor="text1"/>
+                <w:sz w:val="28"/>
+                <w:szCs w:val="28"/>
+              </w:rPr>
+            </w:pPr>
+            <w:r>
+              <w:rPr>
+                <w:rFonts w:ascii="Times New Roman" w:hAnsi="Times New Roman" w:cs="Times New Roman"/>
+                <w:color w:val="000000" w:themeColor="text1"/>
                 <w:sz w:val="28"/>
                 <w:szCs w:val="28"/>
               </w:rPr>
@@ -3790,7 +2884,7 @@
         </w:tc>
         <w:tc>
           <w:tcPr>
-            <w:tcW w:w="3827" w:type="dxa"/>
+            <w:tcW w:w="4395" w:type="dxa"/>
             <w:tcMar>
               <w:top w:w="150" w:type="dxa"/>
               <w:left w:w="240" w:type="dxa"/>
@@ -3806,23 +2900,25 @@
               <w:jc w:val="both"/>
               <w:rPr>
                 <w:rFonts w:ascii="Times New Roman" w:hAnsi="Times New Roman" w:cs="Times New Roman"/>
-                <w:sz w:val="28"/>
-                <w:szCs w:val="28"/>
-              </w:rPr>
-            </w:pPr>
-            <w:r>
-              <w:rPr>
-                <w:rFonts w:ascii="Times New Roman" w:hAnsi="Times New Roman" w:cs="Times New Roman"/>
-                <w:sz w:val="28"/>
-                <w:szCs w:val="28"/>
-              </w:rPr>
-              <w:t>Текущий статус заявки на ремонт</w:t>
-            </w:r>
-          </w:p>
-        </w:tc>
-        <w:tc>
-          <w:tcPr>
-            <w:tcW w:w="4110" w:type="dxa"/>
+                <w:color w:val="000000" w:themeColor="text1"/>
+                <w:sz w:val="28"/>
+                <w:szCs w:val="28"/>
+              </w:rPr>
+            </w:pPr>
+            <w:r>
+              <w:rPr>
+                <w:rFonts w:ascii="Times New Roman" w:hAnsi="Times New Roman" w:cs="Times New Roman"/>
+                <w:color w:val="000000" w:themeColor="text1"/>
+                <w:sz w:val="28"/>
+                <w:szCs w:val="28"/>
+              </w:rPr>
+              <w:t>История ремонтов по единице техники</w:t>
+            </w:r>
+          </w:p>
+        </w:tc>
+        <w:tc>
+          <w:tcPr>
+            <w:tcW w:w="4393" w:type="dxa"/>
             <w:tcMar>
               <w:top w:w="150" w:type="dxa"/>
               <w:left w:w="240" w:type="dxa"/>
@@ -3838,17 +2934,19 @@
               <w:jc w:val="both"/>
               <w:rPr>
                 <w:rFonts w:ascii="Times New Roman" w:hAnsi="Times New Roman" w:cs="Times New Roman"/>
-                <w:sz w:val="28"/>
-                <w:szCs w:val="28"/>
-              </w:rPr>
-            </w:pPr>
-            <w:r>
-              <w:rPr>
-                <w:rFonts w:ascii="Times New Roman" w:hAnsi="Times New Roman" w:cs="Times New Roman"/>
-                <w:sz w:val="28"/>
-                <w:szCs w:val="28"/>
-              </w:rPr>
-              <w:t>Проверка, на каком этапе находится заявка (принята / в работе / выполнена)</w:t>
+                <w:color w:val="000000" w:themeColor="text1"/>
+                <w:sz w:val="28"/>
+                <w:szCs w:val="28"/>
+              </w:rPr>
+            </w:pPr>
+            <w:r>
+              <w:rPr>
+                <w:rFonts w:ascii="Times New Roman" w:hAnsi="Times New Roman" w:cs="Times New Roman"/>
+                <w:color w:val="000000" w:themeColor="text1"/>
+                <w:sz w:val="28"/>
+                <w:szCs w:val="28"/>
+              </w:rPr>
+              <w:t>Все ремонтные операции</w:t>
             </w:r>
           </w:p>
         </w:tc>
@@ -3856,7 +2954,7 @@
       <w:tr>
         <w:tc>
           <w:tcPr>
-            <w:tcW w:w="1413" w:type="dxa"/>
+            <w:tcW w:w="562" w:type="dxa"/>
             <w:tcMar>
               <w:top w:w="150" w:type="dxa"/>
               <w:left w:w="0" w:type="dxa"/>
@@ -3872,13 +2970,15 @@
               <w:jc w:val="center"/>
               <w:rPr>
                 <w:rFonts w:ascii="Times New Roman" w:hAnsi="Times New Roman" w:cs="Times New Roman"/>
-                <w:sz w:val="28"/>
-                <w:szCs w:val="28"/>
-              </w:rPr>
-            </w:pPr>
-            <w:r>
-              <w:rPr>
-                <w:rFonts w:ascii="Times New Roman" w:hAnsi="Times New Roman" w:cs="Times New Roman"/>
+                <w:color w:val="000000" w:themeColor="text1"/>
+                <w:sz w:val="28"/>
+                <w:szCs w:val="28"/>
+              </w:rPr>
+            </w:pPr>
+            <w:r>
+              <w:rPr>
+                <w:rFonts w:ascii="Times New Roman" w:hAnsi="Times New Roman" w:cs="Times New Roman"/>
+                <w:color w:val="000000" w:themeColor="text1"/>
                 <w:sz w:val="28"/>
                 <w:szCs w:val="28"/>
               </w:rPr>
@@ -3888,7 +2988,7 @@
         </w:tc>
         <w:tc>
           <w:tcPr>
-            <w:tcW w:w="3827" w:type="dxa"/>
+            <w:tcW w:w="4395" w:type="dxa"/>
             <w:tcMar>
               <w:top w:w="150" w:type="dxa"/>
               <w:left w:w="240" w:type="dxa"/>
@@ -3904,23 +3004,25 @@
               <w:jc w:val="both"/>
               <w:rPr>
                 <w:rFonts w:ascii="Times New Roman" w:hAnsi="Times New Roman" w:cs="Times New Roman"/>
-                <w:sz w:val="28"/>
-                <w:szCs w:val="28"/>
-              </w:rPr>
-            </w:pPr>
-            <w:r>
-              <w:rPr>
-                <w:rFonts w:ascii="Times New Roman" w:hAnsi="Times New Roman" w:cs="Times New Roman"/>
-                <w:sz w:val="28"/>
-                <w:szCs w:val="28"/>
-              </w:rPr>
-              <w:t>Оборудование, требующее профилактики</w:t>
-            </w:r>
-          </w:p>
-        </w:tc>
-        <w:tc>
-          <w:tcPr>
-            <w:tcW w:w="4110" w:type="dxa"/>
+                <w:color w:val="000000" w:themeColor="text1"/>
+                <w:sz w:val="28"/>
+                <w:szCs w:val="28"/>
+              </w:rPr>
+            </w:pPr>
+            <w:r>
+              <w:rPr>
+                <w:rFonts w:ascii="Times New Roman" w:hAnsi="Times New Roman" w:cs="Times New Roman"/>
+                <w:color w:val="000000" w:themeColor="text1"/>
+                <w:sz w:val="28"/>
+                <w:szCs w:val="28"/>
+              </w:rPr>
+              <w:t>Текущий статус заявки</w:t>
+            </w:r>
+          </w:p>
+        </w:tc>
+        <w:tc>
+          <w:tcPr>
+            <w:tcW w:w="4393" w:type="dxa"/>
             <w:tcMar>
               <w:top w:w="150" w:type="dxa"/>
               <w:left w:w="240" w:type="dxa"/>
@@ -3936,17 +3038,19 @@
               <w:jc w:val="both"/>
               <w:rPr>
                 <w:rFonts w:ascii="Times New Roman" w:hAnsi="Times New Roman" w:cs="Times New Roman"/>
-                <w:sz w:val="28"/>
-                <w:szCs w:val="28"/>
-              </w:rPr>
-            </w:pPr>
-            <w:r>
-              <w:rPr>
-                <w:rFonts w:ascii="Times New Roman" w:hAnsi="Times New Roman" w:cs="Times New Roman"/>
-                <w:sz w:val="28"/>
-                <w:szCs w:val="28"/>
-              </w:rPr>
-              <w:t>Список ПК, у которых давно не проводилась чистка или замена термопасты</w:t>
+                <w:color w:val="000000" w:themeColor="text1"/>
+                <w:sz w:val="28"/>
+                <w:szCs w:val="28"/>
+              </w:rPr>
+            </w:pPr>
+            <w:r>
+              <w:rPr>
+                <w:rFonts w:ascii="Times New Roman" w:hAnsi="Times New Roman" w:cs="Times New Roman"/>
+                <w:color w:val="000000" w:themeColor="text1"/>
+                <w:sz w:val="28"/>
+                <w:szCs w:val="28"/>
+              </w:rPr>
+              <w:t>Новая / Принята / В работе / Выполнена / Отклонена</w:t>
             </w:r>
           </w:p>
         </w:tc>
@@ -3954,7 +3058,7 @@
       <w:tr>
         <w:tc>
           <w:tcPr>
-            <w:tcW w:w="1413" w:type="dxa"/>
+            <w:tcW w:w="562" w:type="dxa"/>
             <w:tcMar>
               <w:top w:w="150" w:type="dxa"/>
               <w:left w:w="0" w:type="dxa"/>
@@ -3970,13 +3074,15 @@
               <w:jc w:val="center"/>
               <w:rPr>
                 <w:rFonts w:ascii="Times New Roman" w:hAnsi="Times New Roman" w:cs="Times New Roman"/>
-                <w:sz w:val="28"/>
-                <w:szCs w:val="28"/>
-              </w:rPr>
-            </w:pPr>
-            <w:r>
-              <w:rPr>
-                <w:rFonts w:ascii="Times New Roman" w:hAnsi="Times New Roman" w:cs="Times New Roman"/>
+                <w:color w:val="000000" w:themeColor="text1"/>
+                <w:sz w:val="28"/>
+                <w:szCs w:val="28"/>
+              </w:rPr>
+            </w:pPr>
+            <w:r>
+              <w:rPr>
+                <w:rFonts w:ascii="Times New Roman" w:hAnsi="Times New Roman" w:cs="Times New Roman"/>
+                <w:color w:val="000000" w:themeColor="text1"/>
                 <w:sz w:val="28"/>
                 <w:szCs w:val="28"/>
               </w:rPr>
@@ -3986,7 +3092,7 @@
         </w:tc>
         <w:tc>
           <w:tcPr>
-            <w:tcW w:w="3827" w:type="dxa"/>
+            <w:tcW w:w="4395" w:type="dxa"/>
             <w:tcMar>
               <w:top w:w="150" w:type="dxa"/>
               <w:left w:w="240" w:type="dxa"/>
@@ -4002,23 +3108,25 @@
               <w:jc w:val="both"/>
               <w:rPr>
                 <w:rFonts w:ascii="Times New Roman" w:hAnsi="Times New Roman" w:cs="Times New Roman"/>
-                <w:sz w:val="28"/>
-                <w:szCs w:val="28"/>
-              </w:rPr>
-            </w:pPr>
-            <w:r>
-              <w:rPr>
-                <w:rFonts w:ascii="Times New Roman" w:hAnsi="Times New Roman" w:cs="Times New Roman"/>
-                <w:sz w:val="28"/>
-                <w:szCs w:val="28"/>
-              </w:rPr>
-              <w:t>Оборудование, рекомендованное к списанию</w:t>
-            </w:r>
-          </w:p>
-        </w:tc>
-        <w:tc>
-          <w:tcPr>
-            <w:tcW w:w="4110" w:type="dxa"/>
+                <w:color w:val="000000" w:themeColor="text1"/>
+                <w:sz w:val="28"/>
+                <w:szCs w:val="28"/>
+              </w:rPr>
+            </w:pPr>
+            <w:r>
+              <w:rPr>
+                <w:rFonts w:ascii="Times New Roman" w:hAnsi="Times New Roman" w:cs="Times New Roman"/>
+                <w:color w:val="000000" w:themeColor="text1"/>
+                <w:sz w:val="28"/>
+                <w:szCs w:val="28"/>
+              </w:rPr>
+              <w:t>Оборудование к списанию</w:t>
+            </w:r>
+          </w:p>
+        </w:tc>
+        <w:tc>
+          <w:tcPr>
+            <w:tcW w:w="4393" w:type="dxa"/>
             <w:tcMar>
               <w:top w:w="150" w:type="dxa"/>
               <w:left w:w="240" w:type="dxa"/>
@@ -4034,17 +3142,19 @@
               <w:jc w:val="both"/>
               <w:rPr>
                 <w:rFonts w:ascii="Times New Roman" w:hAnsi="Times New Roman" w:cs="Times New Roman"/>
-                <w:sz w:val="28"/>
-                <w:szCs w:val="28"/>
-              </w:rPr>
-            </w:pPr>
-            <w:r>
-              <w:rPr>
-                <w:rFonts w:ascii="Times New Roman" w:hAnsi="Times New Roman" w:cs="Times New Roman"/>
-                <w:sz w:val="28"/>
-                <w:szCs w:val="28"/>
-              </w:rPr>
-              <w:t>Техника, у которой превышен нормативный срок службы или частые поломки</w:t>
+                <w:color w:val="000000" w:themeColor="text1"/>
+                <w:sz w:val="28"/>
+                <w:szCs w:val="28"/>
+              </w:rPr>
+            </w:pPr>
+            <w:r>
+              <w:rPr>
+                <w:rFonts w:ascii="Times New Roman" w:hAnsi="Times New Roman" w:cs="Times New Roman"/>
+                <w:color w:val="000000" w:themeColor="text1"/>
+                <w:sz w:val="28"/>
+                <w:szCs w:val="28"/>
+              </w:rPr>
+              <w:t>По сроку службы или частым поломкам</w:t>
             </w:r>
           </w:p>
         </w:tc>
@@ -4052,7 +3162,7 @@
       <w:tr>
         <w:tc>
           <w:tcPr>
-            <w:tcW w:w="1413" w:type="dxa"/>
+            <w:tcW w:w="562" w:type="dxa"/>
             <w:tcMar>
               <w:top w:w="150" w:type="dxa"/>
               <w:left w:w="0" w:type="dxa"/>
@@ -4068,13 +3178,15 @@
               <w:jc w:val="center"/>
               <w:rPr>
                 <w:rFonts w:ascii="Times New Roman" w:hAnsi="Times New Roman" w:cs="Times New Roman"/>
-                <w:sz w:val="28"/>
-                <w:szCs w:val="28"/>
-              </w:rPr>
-            </w:pPr>
-            <w:r>
-              <w:rPr>
-                <w:rFonts w:ascii="Times New Roman" w:hAnsi="Times New Roman" w:cs="Times New Roman"/>
+                <w:color w:val="000000" w:themeColor="text1"/>
+                <w:sz w:val="28"/>
+                <w:szCs w:val="28"/>
+              </w:rPr>
+            </w:pPr>
+            <w:r>
+              <w:rPr>
+                <w:rFonts w:ascii="Times New Roman" w:hAnsi="Times New Roman" w:cs="Times New Roman"/>
+                <w:color w:val="000000" w:themeColor="text1"/>
                 <w:sz w:val="28"/>
                 <w:szCs w:val="28"/>
               </w:rPr>
@@ -4084,7 +3196,7 @@
         </w:tc>
         <w:tc>
           <w:tcPr>
-            <w:tcW w:w="3827" w:type="dxa"/>
+            <w:tcW w:w="4395" w:type="dxa"/>
             <w:tcMar>
               <w:top w:w="150" w:type="dxa"/>
               <w:left w:w="240" w:type="dxa"/>
@@ -4100,13 +3212,15 @@
               <w:jc w:val="both"/>
               <w:rPr>
                 <w:rFonts w:ascii="Times New Roman" w:hAnsi="Times New Roman" w:cs="Times New Roman"/>
-                <w:sz w:val="28"/>
-                <w:szCs w:val="28"/>
-              </w:rPr>
-            </w:pPr>
-            <w:r>
-              <w:rPr>
-                <w:rFonts w:ascii="Times New Roman" w:hAnsi="Times New Roman" w:cs="Times New Roman"/>
+                <w:color w:val="000000" w:themeColor="text1"/>
+                <w:sz w:val="28"/>
+                <w:szCs w:val="28"/>
+              </w:rPr>
+            </w:pPr>
+            <w:r>
+              <w:rPr>
+                <w:rFonts w:ascii="Times New Roman" w:hAnsi="Times New Roman" w:cs="Times New Roman"/>
+                <w:color w:val="000000" w:themeColor="text1"/>
                 <w:sz w:val="28"/>
                 <w:szCs w:val="28"/>
               </w:rPr>
@@ -4116,7 +3230,7 @@
         </w:tc>
         <w:tc>
           <w:tcPr>
-            <w:tcW w:w="4110" w:type="dxa"/>
+            <w:tcW w:w="4393" w:type="dxa"/>
             <w:tcMar>
               <w:top w:w="150" w:type="dxa"/>
               <w:left w:w="240" w:type="dxa"/>
@@ -4132,17 +3246,19 @@
               <w:jc w:val="both"/>
               <w:rPr>
                 <w:rFonts w:ascii="Times New Roman" w:hAnsi="Times New Roman" w:cs="Times New Roman"/>
-                <w:sz w:val="28"/>
-                <w:szCs w:val="28"/>
-              </w:rPr>
-            </w:pPr>
-            <w:r>
-              <w:rPr>
-                <w:rFonts w:ascii="Times New Roman" w:hAnsi="Times New Roman" w:cs="Times New Roman"/>
-                <w:sz w:val="28"/>
-                <w:szCs w:val="28"/>
-              </w:rPr>
-              <w:t>Проверка наличия ОЗУ, HDD/SSD, БП и других комплектующих</w:t>
+                <w:color w:val="000000" w:themeColor="text1"/>
+                <w:sz w:val="28"/>
+                <w:szCs w:val="28"/>
+              </w:rPr>
+            </w:pPr>
+            <w:r>
+              <w:rPr>
+                <w:rFonts w:ascii="Times New Roman" w:hAnsi="Times New Roman" w:cs="Times New Roman"/>
+                <w:color w:val="000000" w:themeColor="text1"/>
+                <w:sz w:val="28"/>
+                <w:szCs w:val="28"/>
+              </w:rPr>
+              <w:t>Количество, остаток, цена</w:t>
             </w:r>
           </w:p>
         </w:tc>
@@ -4150,7 +3266,7 @@
       <w:tr>
         <w:tc>
           <w:tcPr>
-            <w:tcW w:w="1413" w:type="dxa"/>
+            <w:tcW w:w="562" w:type="dxa"/>
             <w:tcMar>
               <w:top w:w="150" w:type="dxa"/>
               <w:left w:w="0" w:type="dxa"/>
@@ -4166,13 +3282,15 @@
               <w:jc w:val="center"/>
               <w:rPr>
                 <w:rFonts w:ascii="Times New Roman" w:hAnsi="Times New Roman" w:cs="Times New Roman"/>
-                <w:sz w:val="28"/>
-                <w:szCs w:val="28"/>
-              </w:rPr>
-            </w:pPr>
-            <w:r>
-              <w:rPr>
-                <w:rFonts w:ascii="Times New Roman" w:hAnsi="Times New Roman" w:cs="Times New Roman"/>
+                <w:color w:val="000000" w:themeColor="text1"/>
+                <w:sz w:val="28"/>
+                <w:szCs w:val="28"/>
+              </w:rPr>
+            </w:pPr>
+            <w:r>
+              <w:rPr>
+                <w:rFonts w:ascii="Times New Roman" w:hAnsi="Times New Roman" w:cs="Times New Roman"/>
+                <w:color w:val="000000" w:themeColor="text1"/>
                 <w:sz w:val="28"/>
                 <w:szCs w:val="28"/>
               </w:rPr>
@@ -4182,7 +3300,7 @@
         </w:tc>
         <w:tc>
           <w:tcPr>
-            <w:tcW w:w="3827" w:type="dxa"/>
+            <w:tcW w:w="4395" w:type="dxa"/>
             <w:tcMar>
               <w:top w:w="150" w:type="dxa"/>
               <w:left w:w="240" w:type="dxa"/>
@@ -4198,13 +3316,15 @@
               <w:jc w:val="both"/>
               <w:rPr>
                 <w:rFonts w:ascii="Times New Roman" w:hAnsi="Times New Roman" w:cs="Times New Roman"/>
-                <w:sz w:val="28"/>
-                <w:szCs w:val="28"/>
-              </w:rPr>
-            </w:pPr>
-            <w:r>
-              <w:rPr>
-                <w:rFonts w:ascii="Times New Roman" w:hAnsi="Times New Roman" w:cs="Times New Roman"/>
+                <w:color w:val="000000" w:themeColor="text1"/>
+                <w:sz w:val="28"/>
+                <w:szCs w:val="28"/>
+              </w:rPr>
+            </w:pPr>
+            <w:r>
+              <w:rPr>
+                <w:rFonts w:ascii="Times New Roman" w:hAnsi="Times New Roman" w:cs="Times New Roman"/>
+                <w:color w:val="000000" w:themeColor="text1"/>
                 <w:sz w:val="28"/>
                 <w:szCs w:val="28"/>
               </w:rPr>
@@ -4214,7 +3334,7 @@
         </w:tc>
         <w:tc>
           <w:tcPr>
-            <w:tcW w:w="4110" w:type="dxa"/>
+            <w:tcW w:w="4393" w:type="dxa"/>
             <w:tcMar>
               <w:top w:w="150" w:type="dxa"/>
               <w:left w:w="240" w:type="dxa"/>
@@ -4230,17 +3350,19 @@
               <w:jc w:val="both"/>
               <w:rPr>
                 <w:rFonts w:ascii="Times New Roman" w:hAnsi="Times New Roman" w:cs="Times New Roman"/>
-                <w:sz w:val="28"/>
-                <w:szCs w:val="28"/>
-              </w:rPr>
-            </w:pPr>
-            <w:r>
-              <w:rPr>
-                <w:rFonts w:ascii="Times New Roman" w:hAnsi="Times New Roman" w:cs="Times New Roman"/>
-                <w:sz w:val="28"/>
-                <w:szCs w:val="28"/>
-              </w:rPr>
-              <w:t>Количество и типы ремонтов за месяц / квартал / год</w:t>
+                <w:color w:val="000000" w:themeColor="text1"/>
+                <w:sz w:val="28"/>
+                <w:szCs w:val="28"/>
+              </w:rPr>
+            </w:pPr>
+            <w:r>
+              <w:rPr>
+                <w:rFonts w:ascii="Times New Roman" w:hAnsi="Times New Roman" w:cs="Times New Roman"/>
+                <w:color w:val="000000" w:themeColor="text1"/>
+                <w:sz w:val="28"/>
+                <w:szCs w:val="28"/>
+              </w:rPr>
+              <w:t>Количество и типы ремонтов</w:t>
             </w:r>
           </w:p>
         </w:tc>
@@ -4248,7 +3370,7 @@
       <w:tr>
         <w:tc>
           <w:tcPr>
-            <w:tcW w:w="1413" w:type="dxa"/>
+            <w:tcW w:w="562" w:type="dxa"/>
             <w:tcMar>
               <w:top w:w="150" w:type="dxa"/>
               <w:left w:w="0" w:type="dxa"/>
@@ -4264,13 +3386,15 @@
               <w:jc w:val="center"/>
               <w:rPr>
                 <w:rFonts w:ascii="Times New Roman" w:hAnsi="Times New Roman" w:cs="Times New Roman"/>
-                <w:sz w:val="28"/>
-                <w:szCs w:val="28"/>
-              </w:rPr>
-            </w:pPr>
-            <w:r>
-              <w:rPr>
-                <w:rFonts w:ascii="Times New Roman" w:hAnsi="Times New Roman" w:cs="Times New Roman"/>
+                <w:color w:val="000000" w:themeColor="text1"/>
+                <w:sz w:val="28"/>
+                <w:szCs w:val="28"/>
+              </w:rPr>
+            </w:pPr>
+            <w:r>
+              <w:rPr>
+                <w:rFonts w:ascii="Times New Roman" w:hAnsi="Times New Roman" w:cs="Times New Roman"/>
+                <w:color w:val="000000" w:themeColor="text1"/>
                 <w:sz w:val="28"/>
                 <w:szCs w:val="28"/>
               </w:rPr>
@@ -4280,7 +3404,7 @@
         </w:tc>
         <w:tc>
           <w:tcPr>
-            <w:tcW w:w="3827" w:type="dxa"/>
+            <w:tcW w:w="4395" w:type="dxa"/>
             <w:tcMar>
               <w:top w:w="150" w:type="dxa"/>
               <w:left w:w="240" w:type="dxa"/>
@@ -4296,13 +3420,15 @@
               <w:jc w:val="both"/>
               <w:rPr>
                 <w:rFonts w:ascii="Times New Roman" w:hAnsi="Times New Roman" w:cs="Times New Roman"/>
-                <w:sz w:val="28"/>
-                <w:szCs w:val="28"/>
-              </w:rPr>
-            </w:pPr>
-            <w:r>
-              <w:rPr>
-                <w:rFonts w:ascii="Times New Roman" w:hAnsi="Times New Roman" w:cs="Times New Roman"/>
+                <w:color w:val="000000" w:themeColor="text1"/>
+                <w:sz w:val="28"/>
+                <w:szCs w:val="28"/>
+              </w:rPr>
+            </w:pPr>
+            <w:r>
+              <w:rPr>
+                <w:rFonts w:ascii="Times New Roman" w:hAnsi="Times New Roman" w:cs="Times New Roman"/>
+                <w:color w:val="000000" w:themeColor="text1"/>
                 <w:sz w:val="28"/>
                 <w:szCs w:val="28"/>
               </w:rPr>
@@ -4312,7 +3438,7 @@
         </w:tc>
         <w:tc>
           <w:tcPr>
-            <w:tcW w:w="4110" w:type="dxa"/>
+            <w:tcW w:w="4393" w:type="dxa"/>
             <w:tcMar>
               <w:top w:w="150" w:type="dxa"/>
               <w:left w:w="240" w:type="dxa"/>
@@ -4328,17 +3454,19 @@
               <w:jc w:val="both"/>
               <w:rPr>
                 <w:rFonts w:ascii="Times New Roman" w:hAnsi="Times New Roman" w:cs="Times New Roman"/>
-                <w:sz w:val="28"/>
-                <w:szCs w:val="28"/>
-              </w:rPr>
-            </w:pPr>
-            <w:r>
-              <w:rPr>
-                <w:rFonts w:ascii="Times New Roman" w:hAnsi="Times New Roman" w:cs="Times New Roman"/>
-                <w:sz w:val="28"/>
-                <w:szCs w:val="28"/>
-              </w:rPr>
-              <w:t>Стоимость заменённых комплектующих за период</w:t>
+                <w:color w:val="000000" w:themeColor="text1"/>
+                <w:sz w:val="28"/>
+                <w:szCs w:val="28"/>
+              </w:rPr>
+            </w:pPr>
+            <w:r>
+              <w:rPr>
+                <w:rFonts w:ascii="Times New Roman" w:hAnsi="Times New Roman" w:cs="Times New Roman"/>
+                <w:color w:val="000000" w:themeColor="text1"/>
+                <w:sz w:val="28"/>
+                <w:szCs w:val="28"/>
+              </w:rPr>
+              <w:t>Стоимость заменённых комплектующих</w:t>
             </w:r>
           </w:p>
         </w:tc>
@@ -4365,8 +3493,17 @@
           <w:sz w:val="28"/>
           <w:szCs w:val="28"/>
         </w:rPr>
-        <w:lastRenderedPageBreak/>
-        <w:t>9. Вывод</w:t>
+        <w:t>8</w:t>
+      </w:r>
+      <w:r>
+        <w:rPr>
+          <w:rFonts w:ascii="Times New Roman" w:hAnsi="Times New Roman" w:cs="Times New Roman"/>
+          <w:b/>
+          <w:bCs/>
+          <w:sz w:val="28"/>
+          <w:szCs w:val="28"/>
+        </w:rPr>
+        <w:t>. Вывод</w:t>
       </w:r>
     </w:p>
     <w:p>
@@ -4434,7 +3571,32 @@
           <w:sz w:val="28"/>
           <w:szCs w:val="28"/>
         </w:rPr>
-        <w:t>основные сущности (оборудование, заявки, ремонты, комплектующие);</w:t>
+        <w:lastRenderedPageBreak/>
+        <w:t>основные сущности</w:t>
+      </w:r>
+      <w:r>
+        <w:rPr>
+          <w:rFonts w:ascii="Times New Roman" w:hAnsi="Times New Roman" w:cs="Times New Roman"/>
+          <w:sz w:val="28"/>
+          <w:szCs w:val="28"/>
+        </w:rPr>
+        <w:t xml:space="preserve"> </w:t>
+      </w:r>
+      <w:r>
+        <w:rPr>
+          <w:rFonts w:ascii="Times New Roman" w:hAnsi="Times New Roman" w:cs="Times New Roman"/>
+          <w:sz w:val="28"/>
+          <w:szCs w:val="28"/>
+        </w:rPr>
+        <w:t xml:space="preserve"> (</w:t>
+      </w:r>
+      <w:r>
+        <w:rPr>
+          <w:rFonts w:ascii="Times New Roman" w:hAnsi="Times New Roman" w:cs="Times New Roman"/>
+          <w:sz w:val="28"/>
+          <w:szCs w:val="28"/>
+        </w:rPr>
+        <w:t>сотрудник, оборудование, заявки, ремонтные операции, комплектующие, акты списания);</w:t>
       </w:r>
     </w:p>
     <w:p>
@@ -4924,6 +4086,155 @@
     </w:lvl>
   </w:abstractNum>
   <w:abstractNum w:abstractNumId="2" w15:restartNumberingAfterBreak="0">
+    <w:nsid w:val="0ADE11C8"/>
+    <w:multiLevelType w:val="multilevel"/>
+    <w:tmpl w:val="AF387CD2"/>
+    <w:lvl w:ilvl="0">
+      <w:start w:val="1"/>
+      <w:numFmt w:val="bullet"/>
+      <w:lvlText w:val=""/>
+      <w:lvlJc w:val="left"/>
+      <w:pPr>
+        <w:tabs>
+          <w:tab w:val="num" w:pos="720"/>
+        </w:tabs>
+        <w:ind w:left="720" w:hanging="360"/>
+      </w:pPr>
+      <w:rPr>
+        <w:rFonts w:ascii="Symbol" w:hAnsi="Symbol" w:hint="default"/>
+        <w:sz w:val="20"/>
+      </w:rPr>
+    </w:lvl>
+    <w:lvl w:ilvl="1" w:tentative="1">
+      <w:start w:val="1"/>
+      <w:numFmt w:val="bullet"/>
+      <w:lvlText w:val="o"/>
+      <w:lvlJc w:val="left"/>
+      <w:pPr>
+        <w:tabs>
+          <w:tab w:val="num" w:pos="1440"/>
+        </w:tabs>
+        <w:ind w:left="1440" w:hanging="360"/>
+      </w:pPr>
+      <w:rPr>
+        <w:rFonts w:ascii="Courier New" w:hAnsi="Courier New" w:hint="default"/>
+        <w:sz w:val="20"/>
+      </w:rPr>
+    </w:lvl>
+    <w:lvl w:ilvl="2" w:tentative="1">
+      <w:start w:val="1"/>
+      <w:numFmt w:val="bullet"/>
+      <w:lvlText w:val=""/>
+      <w:lvlJc w:val="left"/>
+      <w:pPr>
+        <w:tabs>
+          <w:tab w:val="num" w:pos="2160"/>
+        </w:tabs>
+        <w:ind w:left="2160" w:hanging="360"/>
+      </w:pPr>
+      <w:rPr>
+        <w:rFonts w:ascii="Wingdings" w:hAnsi="Wingdings" w:hint="default"/>
+        <w:sz w:val="20"/>
+      </w:rPr>
+    </w:lvl>
+    <w:lvl w:ilvl="3" w:tentative="1">
+      <w:start w:val="1"/>
+      <w:numFmt w:val="bullet"/>
+      <w:lvlText w:val=""/>
+      <w:lvlJc w:val="left"/>
+      <w:pPr>
+        <w:tabs>
+          <w:tab w:val="num" w:pos="2880"/>
+        </w:tabs>
+        <w:ind w:left="2880" w:hanging="360"/>
+      </w:pPr>
+      <w:rPr>
+        <w:rFonts w:ascii="Wingdings" w:hAnsi="Wingdings" w:hint="default"/>
+        <w:sz w:val="20"/>
+      </w:rPr>
+    </w:lvl>
+    <w:lvl w:ilvl="4" w:tentative="1">
+      <w:start w:val="1"/>
+      <w:numFmt w:val="bullet"/>
+      <w:lvlText w:val=""/>
+      <w:lvlJc w:val="left"/>
+      <w:pPr>
+        <w:tabs>
+          <w:tab w:val="num" w:pos="3600"/>
+        </w:tabs>
+        <w:ind w:left="3600" w:hanging="360"/>
+      </w:pPr>
+      <w:rPr>
+        <w:rFonts w:ascii="Wingdings" w:hAnsi="Wingdings" w:hint="default"/>
+        <w:sz w:val="20"/>
+      </w:rPr>
+    </w:lvl>
+    <w:lvl w:ilvl="5" w:tentative="1">
+      <w:start w:val="1"/>
+      <w:numFmt w:val="bullet"/>
+      <w:lvlText w:val=""/>
+      <w:lvlJc w:val="left"/>
+      <w:pPr>
+        <w:tabs>
+          <w:tab w:val="num" w:pos="4320"/>
+        </w:tabs>
+        <w:ind w:left="4320" w:hanging="360"/>
+      </w:pPr>
+      <w:rPr>
+        <w:rFonts w:ascii="Wingdings" w:hAnsi="Wingdings" w:hint="default"/>
+        <w:sz w:val="20"/>
+      </w:rPr>
+    </w:lvl>
+    <w:lvl w:ilvl="6" w:tentative="1">
+      <w:start w:val="1"/>
+      <w:numFmt w:val="bullet"/>
+      <w:lvlText w:val=""/>
+      <w:lvlJc w:val="left"/>
+      <w:pPr>
+        <w:tabs>
+          <w:tab w:val="num" w:pos="5040"/>
+        </w:tabs>
+        <w:ind w:left="5040" w:hanging="360"/>
+      </w:pPr>
+      <w:rPr>
+        <w:rFonts w:ascii="Wingdings" w:hAnsi="Wingdings" w:hint="default"/>
+        <w:sz w:val="20"/>
+      </w:rPr>
+    </w:lvl>
+    <w:lvl w:ilvl="7" w:tentative="1">
+      <w:start w:val="1"/>
+      <w:numFmt w:val="bullet"/>
+      <w:lvlText w:val=""/>
+      <w:lvlJc w:val="left"/>
+      <w:pPr>
+        <w:tabs>
+          <w:tab w:val="num" w:pos="5760"/>
+        </w:tabs>
+        <w:ind w:left="5760" w:hanging="360"/>
+      </w:pPr>
+      <w:rPr>
+        <w:rFonts w:ascii="Wingdings" w:hAnsi="Wingdings" w:hint="default"/>
+        <w:sz w:val="20"/>
+      </w:rPr>
+    </w:lvl>
+    <w:lvl w:ilvl="8" w:tentative="1">
+      <w:start w:val="1"/>
+      <w:numFmt w:val="bullet"/>
+      <w:lvlText w:val=""/>
+      <w:lvlJc w:val="left"/>
+      <w:pPr>
+        <w:tabs>
+          <w:tab w:val="num" w:pos="6480"/>
+        </w:tabs>
+        <w:ind w:left="6480" w:hanging="360"/>
+      </w:pPr>
+      <w:rPr>
+        <w:rFonts w:ascii="Wingdings" w:hAnsi="Wingdings" w:hint="default"/>
+        <w:sz w:val="20"/>
+      </w:rPr>
+    </w:lvl>
+  </w:abstractNum>
+  <w:abstractNum w:abstractNumId="3" w15:restartNumberingAfterBreak="0">
     <w:nsid w:val="12C962E6"/>
     <w:multiLevelType w:val="multilevel"/>
     <w:tmpl w:val="B23C5534"/>
@@ -5072,7 +4383,156 @@
       </w:rPr>
     </w:lvl>
   </w:abstractNum>
-  <w:abstractNum w:abstractNumId="3" w15:restartNumberingAfterBreak="0">
+  <w:abstractNum w:abstractNumId="4" w15:restartNumberingAfterBreak="0">
+    <w:nsid w:val="2B5A5134"/>
+    <w:multiLevelType w:val="multilevel"/>
+    <w:tmpl w:val="F2B6BA16"/>
+    <w:lvl w:ilvl="0">
+      <w:start w:val="1"/>
+      <w:numFmt w:val="bullet"/>
+      <w:lvlText w:val=""/>
+      <w:lvlJc w:val="left"/>
+      <w:pPr>
+        <w:tabs>
+          <w:tab w:val="num" w:pos="720"/>
+        </w:tabs>
+        <w:ind w:left="720" w:hanging="360"/>
+      </w:pPr>
+      <w:rPr>
+        <w:rFonts w:ascii="Symbol" w:hAnsi="Symbol" w:hint="default"/>
+        <w:sz w:val="20"/>
+      </w:rPr>
+    </w:lvl>
+    <w:lvl w:ilvl="1" w:tentative="1">
+      <w:start w:val="1"/>
+      <w:numFmt w:val="bullet"/>
+      <w:lvlText w:val="o"/>
+      <w:lvlJc w:val="left"/>
+      <w:pPr>
+        <w:tabs>
+          <w:tab w:val="num" w:pos="1440"/>
+        </w:tabs>
+        <w:ind w:left="1440" w:hanging="360"/>
+      </w:pPr>
+      <w:rPr>
+        <w:rFonts w:ascii="Courier New" w:hAnsi="Courier New" w:hint="default"/>
+        <w:sz w:val="20"/>
+      </w:rPr>
+    </w:lvl>
+    <w:lvl w:ilvl="2" w:tentative="1">
+      <w:start w:val="1"/>
+      <w:numFmt w:val="bullet"/>
+      <w:lvlText w:val=""/>
+      <w:lvlJc w:val="left"/>
+      <w:pPr>
+        <w:tabs>
+          <w:tab w:val="num" w:pos="2160"/>
+        </w:tabs>
+        <w:ind w:left="2160" w:hanging="360"/>
+      </w:pPr>
+      <w:rPr>
+        <w:rFonts w:ascii="Wingdings" w:hAnsi="Wingdings" w:hint="default"/>
+        <w:sz w:val="20"/>
+      </w:rPr>
+    </w:lvl>
+    <w:lvl w:ilvl="3" w:tentative="1">
+      <w:start w:val="1"/>
+      <w:numFmt w:val="bullet"/>
+      <w:lvlText w:val=""/>
+      <w:lvlJc w:val="left"/>
+      <w:pPr>
+        <w:tabs>
+          <w:tab w:val="num" w:pos="2880"/>
+        </w:tabs>
+        <w:ind w:left="2880" w:hanging="360"/>
+      </w:pPr>
+      <w:rPr>
+        <w:rFonts w:ascii="Wingdings" w:hAnsi="Wingdings" w:hint="default"/>
+        <w:sz w:val="20"/>
+      </w:rPr>
+    </w:lvl>
+    <w:lvl w:ilvl="4" w:tentative="1">
+      <w:start w:val="1"/>
+      <w:numFmt w:val="bullet"/>
+      <w:lvlText w:val=""/>
+      <w:lvlJc w:val="left"/>
+      <w:pPr>
+        <w:tabs>
+          <w:tab w:val="num" w:pos="3600"/>
+        </w:tabs>
+        <w:ind w:left="3600" w:hanging="360"/>
+      </w:pPr>
+      <w:rPr>
+        <w:rFonts w:ascii="Wingdings" w:hAnsi="Wingdings" w:hint="default"/>
+        <w:sz w:val="20"/>
+      </w:rPr>
+    </w:lvl>
+    <w:lvl w:ilvl="5" w:tentative="1">
+      <w:start w:val="1"/>
+      <w:numFmt w:val="bullet"/>
+      <w:lvlText w:val=""/>
+      <w:lvlJc w:val="left"/>
+      <w:pPr>
+        <w:tabs>
+          <w:tab w:val="num" w:pos="4320"/>
+        </w:tabs>
+        <w:ind w:left="4320" w:hanging="360"/>
+      </w:pPr>
+      <w:rPr>
+        <w:rFonts w:ascii="Wingdings" w:hAnsi="Wingdings" w:hint="default"/>
+        <w:sz w:val="20"/>
+      </w:rPr>
+    </w:lvl>
+    <w:lvl w:ilvl="6" w:tentative="1">
+      <w:start w:val="1"/>
+      <w:numFmt w:val="bullet"/>
+      <w:lvlText w:val=""/>
+      <w:lvlJc w:val="left"/>
+      <w:pPr>
+        <w:tabs>
+          <w:tab w:val="num" w:pos="5040"/>
+        </w:tabs>
+        <w:ind w:left="5040" w:hanging="360"/>
+      </w:pPr>
+      <w:rPr>
+        <w:rFonts w:ascii="Wingdings" w:hAnsi="Wingdings" w:hint="default"/>
+        <w:sz w:val="20"/>
+      </w:rPr>
+    </w:lvl>
+    <w:lvl w:ilvl="7" w:tentative="1">
+      <w:start w:val="1"/>
+      <w:numFmt w:val="bullet"/>
+      <w:lvlText w:val=""/>
+      <w:lvlJc w:val="left"/>
+      <w:pPr>
+        <w:tabs>
+          <w:tab w:val="num" w:pos="5760"/>
+        </w:tabs>
+        <w:ind w:left="5760" w:hanging="360"/>
+      </w:pPr>
+      <w:rPr>
+        <w:rFonts w:ascii="Wingdings" w:hAnsi="Wingdings" w:hint="default"/>
+        <w:sz w:val="20"/>
+      </w:rPr>
+    </w:lvl>
+    <w:lvl w:ilvl="8" w:tentative="1">
+      <w:start w:val="1"/>
+      <w:numFmt w:val="bullet"/>
+      <w:lvlText w:val=""/>
+      <w:lvlJc w:val="left"/>
+      <w:pPr>
+        <w:tabs>
+          <w:tab w:val="num" w:pos="6480"/>
+        </w:tabs>
+        <w:ind w:left="6480" w:hanging="360"/>
+      </w:pPr>
+      <w:rPr>
+        <w:rFonts w:ascii="Wingdings" w:hAnsi="Wingdings" w:hint="default"/>
+        <w:sz w:val="20"/>
+      </w:rPr>
+    </w:lvl>
+  </w:abstractNum>
+  <w:abstractNum w:abstractNumId="5" w15:restartNumberingAfterBreak="0">
     <w:nsid w:val="34846A07"/>
     <w:multiLevelType w:val="multilevel"/>
     <w:tmpl w:val="C4963436"/>
@@ -5185,7 +4645,7 @@
       </w:pPr>
     </w:lvl>
   </w:abstractNum>
-  <w:abstractNum w:abstractNumId="4" w15:restartNumberingAfterBreak="0">
+  <w:abstractNum w:abstractNumId="6" w15:restartNumberingAfterBreak="0">
     <w:nsid w:val="4F3D251F"/>
     <w:multiLevelType w:val="multilevel"/>
     <w:tmpl w:val="81A4D804"/>
@@ -5334,7 +4794,120 @@
       </w:rPr>
     </w:lvl>
   </w:abstractNum>
-  <w:abstractNum w:abstractNumId="5" w15:restartNumberingAfterBreak="0">
+  <w:abstractNum w:abstractNumId="7" w15:restartNumberingAfterBreak="0">
+    <w:nsid w:val="68891CD4"/>
+    <w:multiLevelType w:val="multilevel"/>
+    <w:tmpl w:val="3C423B16"/>
+    <w:lvl w:ilvl="0">
+      <w:start w:val="1"/>
+      <w:numFmt w:val="decimal"/>
+      <w:lvlText w:val="%1."/>
+      <w:lvlJc w:val="left"/>
+      <w:pPr>
+        <w:tabs>
+          <w:tab w:val="num" w:pos="720"/>
+        </w:tabs>
+        <w:ind w:left="720" w:hanging="360"/>
+      </w:pPr>
+    </w:lvl>
+    <w:lvl w:ilvl="1" w:tentative="1">
+      <w:start w:val="1"/>
+      <w:numFmt w:val="decimal"/>
+      <w:lvlText w:val="%2."/>
+      <w:lvlJc w:val="left"/>
+      <w:pPr>
+        <w:tabs>
+          <w:tab w:val="num" w:pos="1440"/>
+        </w:tabs>
+        <w:ind w:left="1440" w:hanging="360"/>
+      </w:pPr>
+    </w:lvl>
+    <w:lvl w:ilvl="2" w:tentative="1">
+      <w:start w:val="1"/>
+      <w:numFmt w:val="decimal"/>
+      <w:lvlText w:val="%3."/>
+      <w:lvlJc w:val="left"/>
+      <w:pPr>
+        <w:tabs>
+          <w:tab w:val="num" w:pos="2160"/>
+        </w:tabs>
+        <w:ind w:left="2160" w:hanging="360"/>
+      </w:pPr>
+    </w:lvl>
+    <w:lvl w:ilvl="3" w:tentative="1">
+      <w:start w:val="1"/>
+      <w:numFmt w:val="decimal"/>
+      <w:lvlText w:val="%4."/>
+      <w:lvlJc w:val="left"/>
+      <w:pPr>
+        <w:tabs>
+          <w:tab w:val="num" w:pos="2880"/>
+        </w:tabs>
+        <w:ind w:left="2880" w:hanging="360"/>
+      </w:pPr>
+    </w:lvl>
+    <w:lvl w:ilvl="4" w:tentative="1">
+      <w:start w:val="1"/>
+      <w:numFmt w:val="decimal"/>
+      <w:lvlText w:val="%5."/>
+      <w:lvlJc w:val="left"/>
+      <w:pPr>
+        <w:tabs>
+          <w:tab w:val="num" w:pos="3600"/>
+        </w:tabs>
+        <w:ind w:left="3600" w:hanging="360"/>
+      </w:pPr>
+    </w:lvl>
+    <w:lvl w:ilvl="5" w:tentative="1">
+      <w:start w:val="1"/>
+      <w:numFmt w:val="decimal"/>
+      <w:lvlText w:val="%6."/>
+      <w:lvlJc w:val="left"/>
+      <w:pPr>
+        <w:tabs>
+          <w:tab w:val="num" w:pos="4320"/>
+        </w:tabs>
+        <w:ind w:left="4320" w:hanging="360"/>
+      </w:pPr>
+    </w:lvl>
+    <w:lvl w:ilvl="6" w:tentative="1">
+      <w:start w:val="1"/>
+      <w:numFmt w:val="decimal"/>
+      <w:lvlText w:val="%7."/>
+      <w:lvlJc w:val="left"/>
+      <w:pPr>
+        <w:tabs>
+          <w:tab w:val="num" w:pos="5040"/>
+        </w:tabs>
+        <w:ind w:left="5040" w:hanging="360"/>
+      </w:pPr>
+    </w:lvl>
+    <w:lvl w:ilvl="7" w:tentative="1">
+      <w:start w:val="1"/>
+      <w:numFmt w:val="decimal"/>
+      <w:lvlText w:val="%8."/>
+      <w:lvlJc w:val="left"/>
+      <w:pPr>
+        <w:tabs>
+          <w:tab w:val="num" w:pos="5760"/>
+        </w:tabs>
+        <w:ind w:left="5760" w:hanging="360"/>
+      </w:pPr>
+    </w:lvl>
+    <w:lvl w:ilvl="8" w:tentative="1">
+      <w:start w:val="1"/>
+      <w:numFmt w:val="decimal"/>
+      <w:lvlText w:val="%9."/>
+      <w:lvlJc w:val="left"/>
+      <w:pPr>
+        <w:tabs>
+          <w:tab w:val="num" w:pos="6480"/>
+        </w:tabs>
+        <w:ind w:left="6480" w:hanging="360"/>
+      </w:pPr>
+    </w:lvl>
+  </w:abstractNum>
+  <w:abstractNum w:abstractNumId="8" w15:restartNumberingAfterBreak="0">
     <w:nsid w:val="7C470337"/>
     <w:multiLevelType w:val="multilevel"/>
     <w:tmpl w:val="EE167B36"/>
@@ -5484,22 +5057,31 @@
     </w:lvl>
   </w:abstractNum>
   <w:num w:numId="1" w16cid:durableId="2112819837">
-    <w:abstractNumId w:val="2"/>
+    <w:abstractNumId w:val="3"/>
   </w:num>
   <w:num w:numId="2" w16cid:durableId="980034088">
-    <w:abstractNumId w:val="3"/>
+    <w:abstractNumId w:val="5"/>
   </w:num>
   <w:num w:numId="3" w16cid:durableId="1473057085">
     <w:abstractNumId w:val="1"/>
   </w:num>
   <w:num w:numId="4" w16cid:durableId="777986616">
-    <w:abstractNumId w:val="5"/>
+    <w:abstractNumId w:val="8"/>
   </w:num>
   <w:num w:numId="5" w16cid:durableId="1276912448">
-    <w:abstractNumId w:val="4"/>
+    <w:abstractNumId w:val="6"/>
   </w:num>
   <w:num w:numId="6" w16cid:durableId="1330215216">
     <w:abstractNumId w:val="0"/>
+  </w:num>
+  <w:num w:numId="7" w16cid:durableId="404691544">
+    <w:abstractNumId w:val="7"/>
+  </w:num>
+  <w:num w:numId="8" w16cid:durableId="675810457">
+    <w:abstractNumId w:val="4"/>
+  </w:num>
+  <w:num w:numId="9" w16cid:durableId="2089108483">
+    <w:abstractNumId w:val="2"/>
   </w:num>
 </w:numbering>
 </file>
@@ -6107,7 +5689,6 @@
   <w:style w:type="character" w:default="1" w:styleId="a0">
     <w:name w:val="Default Paragraph Font"/>
     <w:uiPriority w:val="1"/>
-    <w:semiHidden/>
     <w:unhideWhenUsed/>
   </w:style>
   <w:style w:type="table" w:default="1" w:styleId="a1">
@@ -6421,6 +6002,17 @@
       <w:spacing w:val="5"/>
     </w:rPr>
   </w:style>
+  <w:style w:type="character" w:styleId="ac">
+    <w:name w:val="Strong"/>
+    <w:basedOn w:val="a0"/>
+    <w:uiPriority w:val="22"/>
+    <w:qFormat/>
+    <w:rsid w:val="00796703"/>
+    <w:rPr>
+      <w:b/>
+      <w:bCs/>
+    </w:rPr>
+  </w:style>
 </w:styles>
 </file>
 
